--- a/lessons/6-5/readiness/practice.docx
+++ b/lessons/6-5/readiness/practice.docx
@@ -86,7 +86,1397 @@
     </w:p>
     <w:p>
       <w:pPr>
-        <w:spacing w:after="120" w:before="0"/>
+        <w:spacing w:after="60" w:before="120"/>
+      </w:pPr>
+      <w:r>
+        <w:rPr>
+          <w:b/>
+          <w:bCs/>
+          <w:color w:val="0F2B3C"/>
+          <w:sz w:val="24"/>
+          <w:szCs w:val="24"/>
+        </w:rPr>
+        <w:t xml:space="preserve">Vocabulary Anchor Box</w:t>
+      </w:r>
+    </w:p>
+    <w:tbl>
+      <w:tblPr>
+        <w:tblW w:type="dxa" w:w="9360"/>
+        <w:tblBorders>
+          <w:top w:val="single" w:color="C7D2DD" w:sz="6"/>
+          <w:left w:val="single" w:color="C7D2DD" w:sz="6"/>
+          <w:bottom w:val="single" w:color="C7D2DD" w:sz="6"/>
+          <w:right w:val="single" w:color="C7D2DD" w:sz="6"/>
+          <w:insideH w:val="single" w:color="C7D2DD" w:sz="6"/>
+          <w:insideV w:val="single" w:color="C7D2DD" w:sz="6"/>
+        </w:tblBorders>
+      </w:tblPr>
+      <w:tblGrid>
+        <w:gridCol w:w="1800"/>
+        <w:gridCol w:w="3160"/>
+        <w:gridCol w:w="2200"/>
+        <w:gridCol w:w="2200"/>
+      </w:tblGrid>
+      <w:tr>
+        <w:trPr>
+          <w:cantSplit/>
+          <w:tblHeader/>
+        </w:trPr>
+        <w:tc>
+          <w:tcPr>
+            <w:tcW w:type="dxa" w:w="1800"/>
+            <w:shd w:fill="EEF4F8" w:color="auto" w:val="clear"/>
+            <w:tcMar>
+              <w:top w:type="dxa" w:w="60"/>
+              <w:left w:type="dxa" w:w="100"/>
+              <w:bottom w:type="dxa" w:w="60"/>
+              <w:right w:type="dxa" w:w="100"/>
+            </w:tcMar>
+          </w:tcPr>
+          <w:p>
+            <w:pPr>
+              <w:spacing w:after="0" w:before="0"/>
+            </w:pPr>
+            <w:r>
+              <w:rPr>
+                <w:b/>
+                <w:bCs/>
+                <w:color w:val="0F2B3C"/>
+                <w:sz w:val="18"/>
+                <w:szCs w:val="18"/>
+              </w:rPr>
+              <w:t xml:space="preserve">Concept Term</w:t>
+            </w:r>
+          </w:p>
+        </w:tc>
+        <w:tc>
+          <w:tcPr>
+            <w:tcW w:type="dxa" w:w="3160"/>
+            <w:shd w:fill="EEF4F8" w:color="auto" w:val="clear"/>
+            <w:tcMar>
+              <w:top w:type="dxa" w:w="60"/>
+              <w:left w:type="dxa" w:w="100"/>
+              <w:bottom w:type="dxa" w:w="60"/>
+              <w:right w:type="dxa" w:w="100"/>
+            </w:tcMar>
+          </w:tcPr>
+          <w:p>
+            <w:pPr>
+              <w:spacing w:after="0" w:before="0"/>
+            </w:pPr>
+            <w:r>
+              <w:rPr>
+                <w:b/>
+                <w:bCs/>
+                <w:color w:val="0F2B3C"/>
+                <w:sz w:val="18"/>
+                <w:szCs w:val="18"/>
+              </w:rPr>
+              <w:t xml:space="preserve">Student-Friendly Definition</w:t>
+            </w:r>
+          </w:p>
+        </w:tc>
+        <w:tc>
+          <w:tcPr>
+            <w:tcW w:type="dxa" w:w="2200"/>
+            <w:shd w:fill="EEF4F8" w:color="auto" w:val="clear"/>
+            <w:tcMar>
+              <w:top w:type="dxa" w:w="60"/>
+              <w:left w:type="dxa" w:w="100"/>
+              <w:bottom w:type="dxa" w:w="60"/>
+              <w:right w:type="dxa" w:w="100"/>
+            </w:tcMar>
+          </w:tcPr>
+          <w:p>
+            <w:pPr>
+              <w:spacing w:after="0" w:before="0"/>
+            </w:pPr>
+            <w:r>
+              <w:rPr>
+                <w:b/>
+                <w:bCs/>
+                <w:color w:val="0F2B3C"/>
+                <w:sz w:val="18"/>
+                <w:szCs w:val="18"/>
+              </w:rPr>
+              <w:t xml:space="preserve">Non-Example</w:t>
+            </w:r>
+          </w:p>
+        </w:tc>
+        <w:tc>
+          <w:tcPr>
+            <w:tcW w:type="dxa" w:w="2200"/>
+            <w:shd w:fill="EEF4F8" w:color="auto" w:val="clear"/>
+            <w:tcMar>
+              <w:top w:type="dxa" w:w="60"/>
+              <w:left w:type="dxa" w:w="100"/>
+              <w:bottom w:type="dxa" w:w="60"/>
+              <w:right w:type="dxa" w:w="100"/>
+            </w:tcMar>
+          </w:tcPr>
+          <w:p>
+            <w:pPr>
+              <w:spacing w:after="0" w:before="0"/>
+            </w:pPr>
+            <w:r>
+              <w:rPr>
+                <w:b/>
+                <w:bCs/>
+                <w:color w:val="0F2B3C"/>
+                <w:sz w:val="18"/>
+                <w:szCs w:val="18"/>
+              </w:rPr>
+              <w:t xml:space="preserve">Visual Clue</w:t>
+            </w:r>
+          </w:p>
+        </w:tc>
+      </w:tr>
+      <w:tr>
+        <w:trPr>
+          <w:cantSplit/>
+        </w:trPr>
+        <w:tc>
+          <w:tcPr>
+            <w:tcW w:type="dxa" w:w="1800"/>
+            <w:tcMar>
+              <w:top w:type="dxa" w:w="60"/>
+              <w:left w:type="dxa" w:w="100"/>
+              <w:bottom w:type="dxa" w:w="60"/>
+              <w:right w:type="dxa" w:w="100"/>
+            </w:tcMar>
+            <w:vAlign w:val="top"/>
+          </w:tcPr>
+          <w:p>
+            <w:pPr>
+              <w:spacing w:after="20" w:before="0"/>
+            </w:pPr>
+            <w:r>
+              <w:rPr>
+                <w:b/>
+                <w:bCs/>
+                <w:color w:val="0F2B3C"/>
+                <w:sz w:val="20"/>
+                <w:szCs w:val="20"/>
+              </w:rPr>
+              <w:t xml:space="preserve">Write Algebraic Expressions</w:t>
+            </w:r>
+          </w:p>
+          <w:p>
+            <w:pPr>
+              <w:spacing w:after="0" w:before="0"/>
+            </w:pPr>
+            <w:r>
+              <w:rPr>
+                <w:i/>
+                <w:iCs/>
+                <w:color w:val="5E6E7E"/>
+                <w:sz w:val="18"/>
+                <w:szCs w:val="18"/>
+              </w:rPr>
+              <w:t xml:space="preserve">Escribir expresiones algebraicas</w:t>
+            </w:r>
+          </w:p>
+        </w:tc>
+        <w:tc>
+          <w:tcPr>
+            <w:tcW w:type="dxa" w:w="3160"/>
+            <w:tcMar>
+              <w:top w:type="dxa" w:w="60"/>
+              <w:left w:type="dxa" w:w="100"/>
+              <w:bottom w:type="dxa" w:w="60"/>
+              <w:right w:type="dxa" w:w="100"/>
+            </w:tcMar>
+            <w:vAlign w:val="top"/>
+          </w:tcPr>
+          <w:p>
+            <w:pPr>
+              <w:spacing w:after="0" w:before="0"/>
+            </w:pPr>
+            <w:r>
+              <w:rPr>
+                <w:sz w:val="19"/>
+                <w:szCs w:val="19"/>
+              </w:rPr>
+              <w:t xml:space="preserve">Translate words or a situation into numbers, variables, and operation symbols.</w:t>
+            </w:r>
+          </w:p>
+        </w:tc>
+        <w:tc>
+          <w:tcPr>
+            <w:tcW w:type="dxa" w:w="2200"/>
+            <w:tcMar>
+              <w:top w:type="dxa" w:w="60"/>
+              <w:left w:type="dxa" w:w="100"/>
+              <w:bottom w:type="dxa" w:w="60"/>
+              <w:right w:type="dxa" w:w="100"/>
+            </w:tcMar>
+            <w:vAlign w:val="top"/>
+          </w:tcPr>
+          <w:p>
+            <w:pPr>
+              <w:spacing w:after="30" w:before="0"/>
+            </w:pPr>
+            <w:r>
+              <w:rPr>
+                <w:i/>
+                <w:iCs/>
+                <w:color w:val="5E6E7E"/>
+                <w:sz w:val="18"/>
+                <w:szCs w:val="18"/>
+              </w:rPr>
+              <w:t xml:space="preserve">Not Write Algebraic Expressions: write a counter-example that does not fit the rule.</w:t>
+            </w:r>
+          </w:p>
+          <w:p>
+            <w:pPr>
+              <w:spacing w:after="50" w:before="0"/>
+            </w:pPr>
+            <w:r>
+              <w:rPr>
+                <w:color w:val="BBBBBB"/>
+                <w:sz w:val="18"/>
+                <w:szCs w:val="18"/>
+              </w:rPr>
+              <w:t xml:space="preserve">____________________________</w:t>
+            </w:r>
+          </w:p>
+        </w:tc>
+        <w:tc>
+          <w:tcPr>
+            <w:tcW w:type="dxa" w:w="2200"/>
+            <w:tcMar>
+              <w:top w:type="dxa" w:w="60"/>
+              <w:left w:type="dxa" w:w="100"/>
+              <w:bottom w:type="dxa" w:w="60"/>
+              <w:right w:type="dxa" w:w="100"/>
+            </w:tcMar>
+            <w:vAlign w:val="top"/>
+          </w:tcPr>
+          <w:p>
+            <w:pPr>
+              <w:spacing w:after="0" w:before="0"/>
+            </w:pPr>
+            <w:r>
+              <w:rPr>
+                <w:i/>
+                <w:iCs/>
+                <w:color w:val="5E6E7E"/>
+                <w:sz w:val="18"/>
+                <w:szCs w:val="18"/>
+              </w:rPr>
+              <w:t xml:space="preserve">Five more than n becomes n + 5.</w:t>
+            </w:r>
+          </w:p>
+        </w:tc>
+      </w:tr>
+      <w:tr>
+        <w:trPr>
+          <w:cantSplit/>
+        </w:trPr>
+        <w:tc>
+          <w:tcPr>
+            <w:tcW w:type="dxa" w:w="1800"/>
+            <w:tcMar>
+              <w:top w:type="dxa" w:w="60"/>
+              <w:left w:type="dxa" w:w="100"/>
+              <w:bottom w:type="dxa" w:w="60"/>
+              <w:right w:type="dxa" w:w="100"/>
+            </w:tcMar>
+            <w:vAlign w:val="top"/>
+          </w:tcPr>
+          <w:p>
+            <w:pPr>
+              <w:spacing w:after="20" w:before="0"/>
+            </w:pPr>
+            <w:r>
+              <w:rPr>
+                <w:b/>
+                <w:bCs/>
+                <w:color w:val="0F2B3C"/>
+                <w:sz w:val="20"/>
+                <w:szCs w:val="20"/>
+              </w:rPr>
+              <w:t xml:space="preserve">Variable</w:t>
+            </w:r>
+          </w:p>
+          <w:p>
+            <w:pPr>
+              <w:spacing w:after="0" w:before="0"/>
+            </w:pPr>
+            <w:r>
+              <w:rPr>
+                <w:i/>
+                <w:iCs/>
+                <w:color w:val="5E6E7E"/>
+                <w:sz w:val="18"/>
+                <w:szCs w:val="18"/>
+              </w:rPr>
+              <w:t xml:space="preserve">Variable</w:t>
+            </w:r>
+          </w:p>
+        </w:tc>
+        <w:tc>
+          <w:tcPr>
+            <w:tcW w:type="dxa" w:w="3160"/>
+            <w:tcMar>
+              <w:top w:type="dxa" w:w="60"/>
+              <w:left w:type="dxa" w:w="100"/>
+              <w:bottom w:type="dxa" w:w="60"/>
+              <w:right w:type="dxa" w:w="100"/>
+            </w:tcMar>
+            <w:vAlign w:val="top"/>
+          </w:tcPr>
+          <w:p>
+            <w:pPr>
+              <w:spacing w:after="0" w:before="0"/>
+            </w:pPr>
+            <w:r>
+              <w:rPr>
+                <w:sz w:val="19"/>
+                <w:szCs w:val="19"/>
+              </w:rPr>
+              <w:t xml:space="preserve">A letter that stands for a number that is unknown or can change.</w:t>
+            </w:r>
+          </w:p>
+        </w:tc>
+        <w:tc>
+          <w:tcPr>
+            <w:tcW w:type="dxa" w:w="2200"/>
+            <w:tcMar>
+              <w:top w:type="dxa" w:w="60"/>
+              <w:left w:type="dxa" w:w="100"/>
+              <w:bottom w:type="dxa" w:w="60"/>
+              <w:right w:type="dxa" w:w="100"/>
+            </w:tcMar>
+            <w:vAlign w:val="top"/>
+          </w:tcPr>
+          <w:p>
+            <w:pPr>
+              <w:spacing w:after="30" w:before="0"/>
+            </w:pPr>
+            <w:r>
+              <w:rPr>
+                <w:i/>
+                <w:iCs/>
+                <w:color w:val="5E6E7E"/>
+                <w:sz w:val="18"/>
+                <w:szCs w:val="18"/>
+              </w:rPr>
+              <w:t xml:space="preserve">Not Variable: write a counter-example that does not fit the rule.</w:t>
+            </w:r>
+          </w:p>
+          <w:p>
+            <w:pPr>
+              <w:spacing w:after="50" w:before="0"/>
+            </w:pPr>
+            <w:r>
+              <w:rPr>
+                <w:color w:val="BBBBBB"/>
+                <w:sz w:val="18"/>
+                <w:szCs w:val="18"/>
+              </w:rPr>
+              <w:t xml:space="preserve">____________________________</w:t>
+            </w:r>
+          </w:p>
+        </w:tc>
+        <w:tc>
+          <w:tcPr>
+            <w:tcW w:type="dxa" w:w="2200"/>
+            <w:tcMar>
+              <w:top w:type="dxa" w:w="60"/>
+              <w:left w:type="dxa" w:w="100"/>
+              <w:bottom w:type="dxa" w:w="60"/>
+              <w:right w:type="dxa" w:w="100"/>
+            </w:tcMar>
+            <w:vAlign w:val="top"/>
+          </w:tcPr>
+          <w:p>
+            <w:pPr>
+              <w:spacing w:after="0" w:before="0"/>
+            </w:pPr>
+            <w:r>
+              <w:rPr>
+                <w:i/>
+                <w:iCs/>
+                <w:color w:val="5E6E7E"/>
+                <w:sz w:val="18"/>
+                <w:szCs w:val="18"/>
+              </w:rPr>
+              <w:t xml:space="preserve">In 5t + 20, t could be hours worked — if t = 3, the expression equals 35; if t = 8, it equals 60</w:t>
+            </w:r>
+          </w:p>
+        </w:tc>
+      </w:tr>
+      <w:tr>
+        <w:trPr>
+          <w:cantSplit/>
+        </w:trPr>
+        <w:tc>
+          <w:tcPr>
+            <w:tcW w:type="dxa" w:w="1800"/>
+            <w:tcMar>
+              <w:top w:type="dxa" w:w="60"/>
+              <w:left w:type="dxa" w:w="100"/>
+              <w:bottom w:type="dxa" w:w="60"/>
+              <w:right w:type="dxa" w:w="100"/>
+            </w:tcMar>
+            <w:vAlign w:val="top"/>
+          </w:tcPr>
+          <w:p>
+            <w:pPr>
+              <w:spacing w:after="20" w:before="0"/>
+            </w:pPr>
+            <w:r>
+              <w:rPr>
+                <w:b/>
+                <w:bCs/>
+                <w:color w:val="0F2B3C"/>
+                <w:sz w:val="20"/>
+                <w:szCs w:val="20"/>
+              </w:rPr>
+              <w:t xml:space="preserve">Algebraic Expression</w:t>
+            </w:r>
+          </w:p>
+          <w:p>
+            <w:pPr>
+              <w:spacing w:after="0" w:before="0"/>
+            </w:pPr>
+            <w:r>
+              <w:rPr>
+                <w:i/>
+                <w:iCs/>
+                <w:color w:val="5E6E7E"/>
+                <w:sz w:val="18"/>
+                <w:szCs w:val="18"/>
+              </w:rPr>
+              <w:t xml:space="preserve">Expresión algebraica</w:t>
+            </w:r>
+          </w:p>
+        </w:tc>
+        <w:tc>
+          <w:tcPr>
+            <w:tcW w:type="dxa" w:w="3160"/>
+            <w:tcMar>
+              <w:top w:type="dxa" w:w="60"/>
+              <w:left w:type="dxa" w:w="100"/>
+              <w:bottom w:type="dxa" w:w="60"/>
+              <w:right w:type="dxa" w:w="100"/>
+            </w:tcMar>
+            <w:vAlign w:val="top"/>
+          </w:tcPr>
+          <w:p>
+            <w:pPr>
+              <w:spacing w:after="0" w:before="0"/>
+            </w:pPr>
+            <w:r>
+              <w:rPr>
+                <w:sz w:val="19"/>
+                <w:szCs w:val="19"/>
+              </w:rPr>
+              <w:t xml:space="preserve">A math phrase that has at least one letter.</w:t>
+            </w:r>
+          </w:p>
+        </w:tc>
+        <w:tc>
+          <w:tcPr>
+            <w:tcW w:type="dxa" w:w="2200"/>
+            <w:tcMar>
+              <w:top w:type="dxa" w:w="60"/>
+              <w:left w:type="dxa" w:w="100"/>
+              <w:bottom w:type="dxa" w:w="60"/>
+              <w:right w:type="dxa" w:w="100"/>
+            </w:tcMar>
+            <w:vAlign w:val="top"/>
+          </w:tcPr>
+          <w:p>
+            <w:pPr>
+              <w:spacing w:after="30" w:before="0"/>
+            </w:pPr>
+            <w:r>
+              <w:rPr>
+                <w:i/>
+                <w:iCs/>
+                <w:color w:val="5E6E7E"/>
+                <w:sz w:val="18"/>
+                <w:szCs w:val="18"/>
+              </w:rPr>
+              <w:t xml:space="preserve">Not Algebraic Expression: write a counter-example that does not fit the rule.</w:t>
+            </w:r>
+          </w:p>
+          <w:p>
+            <w:pPr>
+              <w:spacing w:after="50" w:before="0"/>
+            </w:pPr>
+            <w:r>
+              <w:rPr>
+                <w:color w:val="BBBBBB"/>
+                <w:sz w:val="18"/>
+                <w:szCs w:val="18"/>
+              </w:rPr>
+              <w:t xml:space="preserve">____________________________</w:t>
+            </w:r>
+          </w:p>
+        </w:tc>
+        <w:tc>
+          <w:tcPr>
+            <w:tcW w:type="dxa" w:w="2200"/>
+            <w:tcMar>
+              <w:top w:type="dxa" w:w="60"/>
+              <w:left w:type="dxa" w:w="100"/>
+              <w:bottom w:type="dxa" w:w="60"/>
+              <w:right w:type="dxa" w:w="100"/>
+            </w:tcMar>
+            <w:vAlign w:val="top"/>
+          </w:tcPr>
+          <w:p>
+            <w:pPr>
+              <w:spacing w:after="0" w:before="0"/>
+            </w:pPr>
+            <w:r>
+              <w:rPr>
+                <w:i/>
+                <w:iCs/>
+                <w:color w:val="5E6E7E"/>
+                <w:sz w:val="18"/>
+                <w:szCs w:val="18"/>
+              </w:rPr>
+              <w:t xml:space="preserve">3n + 7 means 'triple a number, then add 7' — it has a variable (n), a coefficient (3), and a constant (7)</w:t>
+            </w:r>
+          </w:p>
+        </w:tc>
+      </w:tr>
+      <w:tr>
+        <w:trPr>
+          <w:cantSplit/>
+        </w:trPr>
+        <w:tc>
+          <w:tcPr>
+            <w:tcW w:type="dxa" w:w="1800"/>
+            <w:tcMar>
+              <w:top w:type="dxa" w:w="60"/>
+              <w:left w:type="dxa" w:w="100"/>
+              <w:bottom w:type="dxa" w:w="60"/>
+              <w:right w:type="dxa" w:w="100"/>
+            </w:tcMar>
+            <w:vAlign w:val="top"/>
+          </w:tcPr>
+          <w:p>
+            <w:pPr>
+              <w:spacing w:after="20" w:before="0"/>
+            </w:pPr>
+            <w:r>
+              <w:rPr>
+                <w:b/>
+                <w:bCs/>
+                <w:color w:val="0F2B3C"/>
+                <w:sz w:val="20"/>
+                <w:szCs w:val="20"/>
+              </w:rPr>
+              <w:t xml:space="preserve">Coefficient</w:t>
+            </w:r>
+          </w:p>
+          <w:p>
+            <w:pPr>
+              <w:spacing w:after="0" w:before="0"/>
+            </w:pPr>
+            <w:r>
+              <w:rPr>
+                <w:i/>
+                <w:iCs/>
+                <w:color w:val="5E6E7E"/>
+                <w:sz w:val="18"/>
+                <w:szCs w:val="18"/>
+              </w:rPr>
+              <w:t xml:space="preserve">Coeficiente</w:t>
+            </w:r>
+          </w:p>
+        </w:tc>
+        <w:tc>
+          <w:tcPr>
+            <w:tcW w:type="dxa" w:w="3160"/>
+            <w:tcMar>
+              <w:top w:type="dxa" w:w="60"/>
+              <w:left w:type="dxa" w:w="100"/>
+              <w:bottom w:type="dxa" w:w="60"/>
+              <w:right w:type="dxa" w:w="100"/>
+            </w:tcMar>
+            <w:vAlign w:val="top"/>
+          </w:tcPr>
+          <w:p>
+            <w:pPr>
+              <w:spacing w:after="0" w:before="0"/>
+            </w:pPr>
+            <w:r>
+              <w:rPr>
+                <w:sz w:val="19"/>
+                <w:szCs w:val="19"/>
+              </w:rPr>
+              <w:t xml:space="preserve">The number in front of a letter, like the 3 in 3x.</w:t>
+            </w:r>
+          </w:p>
+        </w:tc>
+        <w:tc>
+          <w:tcPr>
+            <w:tcW w:type="dxa" w:w="2200"/>
+            <w:tcMar>
+              <w:top w:type="dxa" w:w="60"/>
+              <w:left w:type="dxa" w:w="100"/>
+              <w:bottom w:type="dxa" w:w="60"/>
+              <w:right w:type="dxa" w:w="100"/>
+            </w:tcMar>
+            <w:vAlign w:val="top"/>
+          </w:tcPr>
+          <w:p>
+            <w:pPr>
+              <w:spacing w:after="30" w:before="0"/>
+            </w:pPr>
+            <w:r>
+              <w:rPr>
+                <w:i/>
+                <w:iCs/>
+                <w:color w:val="5E6E7E"/>
+                <w:sz w:val="18"/>
+                <w:szCs w:val="18"/>
+              </w:rPr>
+              <w:t xml:space="preserve">Not Coefficient: write a counter-example that does not fit the rule.</w:t>
+            </w:r>
+          </w:p>
+          <w:p>
+            <w:pPr>
+              <w:spacing w:after="50" w:before="0"/>
+            </w:pPr>
+            <w:r>
+              <w:rPr>
+                <w:color w:val="BBBBBB"/>
+                <w:sz w:val="18"/>
+                <w:szCs w:val="18"/>
+              </w:rPr>
+              <w:t xml:space="preserve">____________________________</w:t>
+            </w:r>
+          </w:p>
+        </w:tc>
+        <w:tc>
+          <w:tcPr>
+            <w:tcW w:type="dxa" w:w="2200"/>
+            <w:tcMar>
+              <w:top w:type="dxa" w:w="60"/>
+              <w:left w:type="dxa" w:w="100"/>
+              <w:bottom w:type="dxa" w:w="60"/>
+              <w:right w:type="dxa" w:w="100"/>
+            </w:tcMar>
+            <w:vAlign w:val="top"/>
+          </w:tcPr>
+          <w:p>
+            <w:pPr>
+              <w:spacing w:after="0" w:before="0"/>
+            </w:pPr>
+            <w:r>
+              <w:rPr>
+                <w:i/>
+                <w:iCs/>
+                <w:color w:val="5E6E7E"/>
+                <w:sz w:val="18"/>
+                <w:szCs w:val="18"/>
+              </w:rPr>
+              <w:t xml:space="preserve">In 8x, the coefficient 8 means '8 groups of x' — if x = 3, then 8x = 8 × 3 = 24</w:t>
+            </w:r>
+          </w:p>
+        </w:tc>
+      </w:tr>
+      <w:tr>
+        <w:trPr>
+          <w:cantSplit/>
+        </w:trPr>
+        <w:tc>
+          <w:tcPr>
+            <w:tcW w:type="dxa" w:w="1800"/>
+            <w:tcMar>
+              <w:top w:type="dxa" w:w="60"/>
+              <w:left w:type="dxa" w:w="100"/>
+              <w:bottom w:type="dxa" w:w="60"/>
+              <w:right w:type="dxa" w:w="100"/>
+            </w:tcMar>
+            <w:vAlign w:val="top"/>
+          </w:tcPr>
+          <w:p>
+            <w:pPr>
+              <w:spacing w:after="20" w:before="0"/>
+            </w:pPr>
+            <w:r>
+              <w:rPr>
+                <w:b/>
+                <w:bCs/>
+                <w:color w:val="0F2B3C"/>
+                <w:sz w:val="20"/>
+                <w:szCs w:val="20"/>
+              </w:rPr>
+              <w:t xml:space="preserve">Constant</w:t>
+            </w:r>
+          </w:p>
+          <w:p>
+            <w:pPr>
+              <w:spacing w:after="0" w:before="0"/>
+            </w:pPr>
+            <w:r>
+              <w:rPr>
+                <w:i/>
+                <w:iCs/>
+                <w:color w:val="5E6E7E"/>
+                <w:sz w:val="18"/>
+                <w:szCs w:val="18"/>
+              </w:rPr>
+              <w:t xml:space="preserve">Constante</w:t>
+            </w:r>
+          </w:p>
+        </w:tc>
+        <w:tc>
+          <w:tcPr>
+            <w:tcW w:type="dxa" w:w="3160"/>
+            <w:tcMar>
+              <w:top w:type="dxa" w:w="60"/>
+              <w:left w:type="dxa" w:w="100"/>
+              <w:bottom w:type="dxa" w:w="60"/>
+              <w:right w:type="dxa" w:w="100"/>
+            </w:tcMar>
+            <w:vAlign w:val="top"/>
+          </w:tcPr>
+          <w:p>
+            <w:pPr>
+              <w:spacing w:after="0" w:before="0"/>
+            </w:pPr>
+            <w:r>
+              <w:rPr>
+                <w:sz w:val="19"/>
+                <w:szCs w:val="19"/>
+              </w:rPr>
+              <w:t xml:space="preserve">A fixed number in an expression or equation that does not change.</w:t>
+            </w:r>
+          </w:p>
+        </w:tc>
+        <w:tc>
+          <w:tcPr>
+            <w:tcW w:type="dxa" w:w="2200"/>
+            <w:tcMar>
+              <w:top w:type="dxa" w:w="60"/>
+              <w:left w:type="dxa" w:w="100"/>
+              <w:bottom w:type="dxa" w:w="60"/>
+              <w:right w:type="dxa" w:w="100"/>
+            </w:tcMar>
+            <w:vAlign w:val="top"/>
+          </w:tcPr>
+          <w:p>
+            <w:pPr>
+              <w:spacing w:after="30" w:before="0"/>
+            </w:pPr>
+            <w:r>
+              <w:rPr>
+                <w:i/>
+                <w:iCs/>
+                <w:color w:val="5E6E7E"/>
+                <w:sz w:val="18"/>
+                <w:szCs w:val="18"/>
+              </w:rPr>
+              <w:t xml:space="preserve">Not Constant: write a counter-example that does not fit the rule.</w:t>
+            </w:r>
+          </w:p>
+          <w:p>
+            <w:pPr>
+              <w:spacing w:after="50" w:before="0"/>
+            </w:pPr>
+            <w:r>
+              <w:rPr>
+                <w:color w:val="BBBBBB"/>
+                <w:sz w:val="18"/>
+                <w:szCs w:val="18"/>
+              </w:rPr>
+              <w:t xml:space="preserve">____________________________</w:t>
+            </w:r>
+          </w:p>
+        </w:tc>
+        <w:tc>
+          <w:tcPr>
+            <w:tcW w:type="dxa" w:w="2200"/>
+            <w:tcMar>
+              <w:top w:type="dxa" w:w="60"/>
+              <w:left w:type="dxa" w:w="100"/>
+              <w:bottom w:type="dxa" w:w="60"/>
+              <w:right w:type="dxa" w:w="100"/>
+            </w:tcMar>
+            <w:vAlign w:val="top"/>
+          </w:tcPr>
+          <w:p>
+            <w:pPr>
+              <w:spacing w:after="0" w:before="0"/>
+            </w:pPr>
+            <w:r>
+              <w:rPr>
+                <w:i/>
+                <w:iCs/>
+                <w:color w:val="5E6E7E"/>
+                <w:sz w:val="18"/>
+                <w:szCs w:val="18"/>
+              </w:rPr>
+              <w:t xml:space="preserve">In 3n + 7, the 7 never changes no matter what n is — like a flat fee that stays the same</w:t>
+            </w:r>
+          </w:p>
+        </w:tc>
+      </w:tr>
+      <w:tr>
+        <w:trPr>
+          <w:cantSplit/>
+        </w:trPr>
+        <w:tc>
+          <w:tcPr>
+            <w:tcW w:type="dxa" w:w="1800"/>
+            <w:tcMar>
+              <w:top w:type="dxa" w:w="60"/>
+              <w:left w:type="dxa" w:w="100"/>
+              <w:bottom w:type="dxa" w:w="60"/>
+              <w:right w:type="dxa" w:w="100"/>
+            </w:tcMar>
+            <w:vAlign w:val="top"/>
+          </w:tcPr>
+          <w:p>
+            <w:pPr>
+              <w:spacing w:after="20" w:before="0"/>
+            </w:pPr>
+            <w:r>
+              <w:rPr>
+                <w:b/>
+                <w:bCs/>
+                <w:color w:val="0F2B3C"/>
+                <w:sz w:val="20"/>
+                <w:szCs w:val="20"/>
+              </w:rPr>
+              <w:t xml:space="preserve">Like terms</w:t>
+            </w:r>
+          </w:p>
+          <w:p>
+            <w:pPr>
+              <w:spacing w:after="0" w:before="0"/>
+            </w:pPr>
+            <w:r>
+              <w:rPr>
+                <w:i/>
+                <w:iCs/>
+                <w:color w:val="5E6E7E"/>
+                <w:sz w:val="18"/>
+                <w:szCs w:val="18"/>
+              </w:rPr>
+              <w:t xml:space="preserve">Términos semejantes</w:t>
+            </w:r>
+          </w:p>
+        </w:tc>
+        <w:tc>
+          <w:tcPr>
+            <w:tcW w:type="dxa" w:w="3160"/>
+            <w:tcMar>
+              <w:top w:type="dxa" w:w="60"/>
+              <w:left w:type="dxa" w:w="100"/>
+              <w:bottom w:type="dxa" w:w="60"/>
+              <w:right w:type="dxa" w:w="100"/>
+            </w:tcMar>
+            <w:vAlign w:val="top"/>
+          </w:tcPr>
+          <w:p>
+            <w:pPr>
+              <w:spacing w:after="0" w:before="0"/>
+            </w:pPr>
+            <w:r>
+              <w:rPr>
+                <w:sz w:val="19"/>
+                <w:szCs w:val="19"/>
+              </w:rPr>
+              <w:t xml:space="preserve">Terms with the same letter raised to the same power, like 2x and 5x.</w:t>
+            </w:r>
+          </w:p>
+        </w:tc>
+        <w:tc>
+          <w:tcPr>
+            <w:tcW w:type="dxa" w:w="2200"/>
+            <w:tcMar>
+              <w:top w:type="dxa" w:w="60"/>
+              <w:left w:type="dxa" w:w="100"/>
+              <w:bottom w:type="dxa" w:w="60"/>
+              <w:right w:type="dxa" w:w="100"/>
+            </w:tcMar>
+            <w:vAlign w:val="top"/>
+          </w:tcPr>
+          <w:p>
+            <w:pPr>
+              <w:spacing w:after="30" w:before="0"/>
+            </w:pPr>
+            <w:r>
+              <w:rPr>
+                <w:i/>
+                <w:iCs/>
+                <w:color w:val="5E6E7E"/>
+                <w:sz w:val="18"/>
+                <w:szCs w:val="18"/>
+              </w:rPr>
+              <w:t xml:space="preserve">Not Like terms: write a counter-example that does not fit the rule.</w:t>
+            </w:r>
+          </w:p>
+          <w:p>
+            <w:pPr>
+              <w:spacing w:after="50" w:before="0"/>
+            </w:pPr>
+            <w:r>
+              <w:rPr>
+                <w:color w:val="BBBBBB"/>
+                <w:sz w:val="18"/>
+                <w:szCs w:val="18"/>
+              </w:rPr>
+              <w:t xml:space="preserve">____________________________</w:t>
+            </w:r>
+          </w:p>
+        </w:tc>
+        <w:tc>
+          <w:tcPr>
+            <w:tcW w:type="dxa" w:w="2200"/>
+            <w:tcMar>
+              <w:top w:type="dxa" w:w="60"/>
+              <w:left w:type="dxa" w:w="100"/>
+              <w:bottom w:type="dxa" w:w="60"/>
+              <w:right w:type="dxa" w:w="100"/>
+            </w:tcMar>
+            <w:vAlign w:val="top"/>
+          </w:tcPr>
+          <w:p>
+            <w:pPr>
+              <w:spacing w:after="0" w:before="0"/>
+            </w:pPr>
+            <w:r>
+              <w:rPr>
+                <w:i/>
+                <w:iCs/>
+                <w:color w:val="5E6E7E"/>
+                <w:sz w:val="18"/>
+                <w:szCs w:val="18"/>
+              </w:rPr>
+              <w:t xml:space="preserve">4x + 2x = 6x (like terms, same variable); but 4x + 2y cannot be combined (different variables)</w:t>
+            </w:r>
+          </w:p>
+        </w:tc>
+      </w:tr>
+      <w:tr>
+        <w:trPr>
+          <w:cantSplit/>
+        </w:trPr>
+        <w:tc>
+          <w:tcPr>
+            <w:tcW w:type="dxa" w:w="1800"/>
+            <w:tcMar>
+              <w:top w:type="dxa" w:w="60"/>
+              <w:left w:type="dxa" w:w="100"/>
+              <w:bottom w:type="dxa" w:w="60"/>
+              <w:right w:type="dxa" w:w="100"/>
+            </w:tcMar>
+            <w:vAlign w:val="top"/>
+          </w:tcPr>
+          <w:p>
+            <w:pPr>
+              <w:spacing w:after="20" w:before="0"/>
+            </w:pPr>
+            <w:r>
+              <w:rPr>
+                <w:b/>
+                <w:bCs/>
+                <w:color w:val="0F2B3C"/>
+                <w:sz w:val="20"/>
+                <w:szCs w:val="20"/>
+              </w:rPr>
+              <w:t xml:space="preserve">Substitute</w:t>
+            </w:r>
+          </w:p>
+          <w:p>
+            <w:pPr>
+              <w:spacing w:after="0" w:before="0"/>
+            </w:pPr>
+            <w:r>
+              <w:rPr>
+                <w:i/>
+                <w:iCs/>
+                <w:color w:val="5E6E7E"/>
+                <w:sz w:val="18"/>
+                <w:szCs w:val="18"/>
+              </w:rPr>
+              <w:t xml:space="preserve">Sustituir</w:t>
+            </w:r>
+          </w:p>
+        </w:tc>
+        <w:tc>
+          <w:tcPr>
+            <w:tcW w:type="dxa" w:w="3160"/>
+            <w:tcMar>
+              <w:top w:type="dxa" w:w="60"/>
+              <w:left w:type="dxa" w:w="100"/>
+              <w:bottom w:type="dxa" w:w="60"/>
+              <w:right w:type="dxa" w:w="100"/>
+            </w:tcMar>
+            <w:vAlign w:val="top"/>
+          </w:tcPr>
+          <w:p>
+            <w:pPr>
+              <w:spacing w:after="0" w:before="0"/>
+            </w:pPr>
+            <w:r>
+              <w:rPr>
+                <w:sz w:val="19"/>
+                <w:szCs w:val="19"/>
+              </w:rPr>
+              <w:t xml:space="preserve">To replace a variable with a given number before working out the value.</w:t>
+            </w:r>
+          </w:p>
+        </w:tc>
+        <w:tc>
+          <w:tcPr>
+            <w:tcW w:type="dxa" w:w="2200"/>
+            <w:tcMar>
+              <w:top w:type="dxa" w:w="60"/>
+              <w:left w:type="dxa" w:w="100"/>
+              <w:bottom w:type="dxa" w:w="60"/>
+              <w:right w:type="dxa" w:w="100"/>
+            </w:tcMar>
+            <w:vAlign w:val="top"/>
+          </w:tcPr>
+          <w:p>
+            <w:pPr>
+              <w:spacing w:after="30" w:before="0"/>
+            </w:pPr>
+            <w:r>
+              <w:rPr>
+                <w:i/>
+                <w:iCs/>
+                <w:color w:val="5E6E7E"/>
+                <w:sz w:val="18"/>
+                <w:szCs w:val="18"/>
+              </w:rPr>
+              <w:t xml:space="preserve">Not Substitute: write a counter-example that does not fit the rule.</w:t>
+            </w:r>
+          </w:p>
+          <w:p>
+            <w:pPr>
+              <w:spacing w:after="50" w:before="0"/>
+            </w:pPr>
+            <w:r>
+              <w:rPr>
+                <w:color w:val="BBBBBB"/>
+                <w:sz w:val="18"/>
+                <w:szCs w:val="18"/>
+              </w:rPr>
+              <w:t xml:space="preserve">____________________________</w:t>
+            </w:r>
+          </w:p>
+        </w:tc>
+        <w:tc>
+          <w:tcPr>
+            <w:tcW w:type="dxa" w:w="2200"/>
+            <w:tcMar>
+              <w:top w:type="dxa" w:w="60"/>
+              <w:left w:type="dxa" w:w="100"/>
+              <w:bottom w:type="dxa" w:w="60"/>
+              <w:right w:type="dxa" w:w="100"/>
+            </w:tcMar>
+            <w:vAlign w:val="top"/>
+          </w:tcPr>
+          <w:p>
+            <w:pPr>
+              <w:spacing w:after="0" w:before="0"/>
+            </w:pPr>
+            <w:r>
+              <w:rPr>
+                <w:i/>
+                <w:iCs/>
+                <w:color w:val="5E6E7E"/>
+                <w:sz w:val="18"/>
+                <w:szCs w:val="18"/>
+              </w:rPr>
+              <w:t xml:space="preserve">For s = 30: 4.25s + 23.50 → 4.25 × 30 + 23.50</w:t>
+            </w:r>
+          </w:p>
+        </w:tc>
+      </w:tr>
+      <w:tr>
+        <w:trPr>
+          <w:cantSplit/>
+        </w:trPr>
+        <w:tc>
+          <w:tcPr>
+            <w:tcW w:type="dxa" w:w="1800"/>
+            <w:tcMar>
+              <w:top w:type="dxa" w:w="60"/>
+              <w:left w:type="dxa" w:w="100"/>
+              <w:bottom w:type="dxa" w:w="60"/>
+              <w:right w:type="dxa" w:w="100"/>
+            </w:tcMar>
+            <w:vAlign w:val="top"/>
+          </w:tcPr>
+          <w:p>
+            <w:pPr>
+              <w:spacing w:after="20" w:before="0"/>
+            </w:pPr>
+            <w:r>
+              <w:rPr>
+                <w:b/>
+                <w:bCs/>
+                <w:color w:val="0F2B3C"/>
+                <w:sz w:val="20"/>
+                <w:szCs w:val="20"/>
+              </w:rPr>
+              <w:t xml:space="preserve">Evaluate</w:t>
+            </w:r>
+          </w:p>
+          <w:p>
+            <w:pPr>
+              <w:spacing w:after="0" w:before="0"/>
+            </w:pPr>
+            <w:r>
+              <w:rPr>
+                <w:i/>
+                <w:iCs/>
+                <w:color w:val="5E6E7E"/>
+                <w:sz w:val="18"/>
+                <w:szCs w:val="18"/>
+              </w:rPr>
+              <w:t xml:space="preserve">Evaluar</w:t>
+            </w:r>
+          </w:p>
+        </w:tc>
+        <w:tc>
+          <w:tcPr>
+            <w:tcW w:type="dxa" w:w="3160"/>
+            <w:tcMar>
+              <w:top w:type="dxa" w:w="60"/>
+              <w:left w:type="dxa" w:w="100"/>
+              <w:bottom w:type="dxa" w:w="60"/>
+              <w:right w:type="dxa" w:w="100"/>
+            </w:tcMar>
+            <w:vAlign w:val="top"/>
+          </w:tcPr>
+          <w:p>
+            <w:pPr>
+              <w:spacing w:after="0" w:before="0"/>
+            </w:pPr>
+            <w:r>
+              <w:rPr>
+                <w:sz w:val="19"/>
+                <w:szCs w:val="19"/>
+              </w:rPr>
+              <w:t xml:space="preserve">To find what an expression is worth once every variable has a number, following the order of operations.</w:t>
+            </w:r>
+          </w:p>
+        </w:tc>
+        <w:tc>
+          <w:tcPr>
+            <w:tcW w:type="dxa" w:w="2200"/>
+            <w:tcMar>
+              <w:top w:type="dxa" w:w="60"/>
+              <w:left w:type="dxa" w:w="100"/>
+              <w:bottom w:type="dxa" w:w="60"/>
+              <w:right w:type="dxa" w:w="100"/>
+            </w:tcMar>
+            <w:vAlign w:val="top"/>
+          </w:tcPr>
+          <w:p>
+            <w:pPr>
+              <w:spacing w:after="30" w:before="0"/>
+            </w:pPr>
+            <w:r>
+              <w:rPr>
+                <w:i/>
+                <w:iCs/>
+                <w:color w:val="5E6E7E"/>
+                <w:sz w:val="18"/>
+                <w:szCs w:val="18"/>
+              </w:rPr>
+              <w:t xml:space="preserve">Not Evaluate: write a counter-example that does not fit the rule.</w:t>
+            </w:r>
+          </w:p>
+          <w:p>
+            <w:pPr>
+              <w:spacing w:after="50" w:before="0"/>
+            </w:pPr>
+            <w:r>
+              <w:rPr>
+                <w:color w:val="BBBBBB"/>
+                <w:sz w:val="18"/>
+                <w:szCs w:val="18"/>
+              </w:rPr>
+              <w:t xml:space="preserve">____________________________</w:t>
+            </w:r>
+          </w:p>
+        </w:tc>
+        <w:tc>
+          <w:tcPr>
+            <w:tcW w:type="dxa" w:w="2200"/>
+            <w:tcMar>
+              <w:top w:type="dxa" w:w="60"/>
+              <w:left w:type="dxa" w:w="100"/>
+              <w:bottom w:type="dxa" w:w="60"/>
+              <w:right w:type="dxa" w:w="100"/>
+            </w:tcMar>
+            <w:vAlign w:val="top"/>
+          </w:tcPr>
+          <w:p>
+            <w:pPr>
+              <w:spacing w:after="0" w:before="0"/>
+            </w:pPr>
+            <w:r>
+              <w:rPr>
+                <w:i/>
+                <w:iCs/>
+                <w:color w:val="5E6E7E"/>
+                <w:sz w:val="18"/>
+                <w:szCs w:val="18"/>
+              </w:rPr>
+              <w:t xml:space="preserve">4.25 × 30 + 23.50 = 151</w:t>
+            </w:r>
+          </w:p>
+        </w:tc>
+      </w:tr>
+      <w:tr>
+        <w:trPr>
+          <w:cantSplit/>
+        </w:trPr>
+        <w:tc>
+          <w:tcPr>
+            <w:tcW w:type="dxa" w:w="1800"/>
+            <w:tcMar>
+              <w:top w:type="dxa" w:w="60"/>
+              <w:left w:type="dxa" w:w="100"/>
+              <w:bottom w:type="dxa" w:w="60"/>
+              <w:right w:type="dxa" w:w="100"/>
+            </w:tcMar>
+            <w:vAlign w:val="top"/>
+          </w:tcPr>
+          <w:p>
+            <w:pPr>
+              <w:spacing w:after="20" w:before="0"/>
+            </w:pPr>
+            <w:r>
+              <w:rPr>
+                <w:b/>
+                <w:bCs/>
+                <w:color w:val="0F2B3C"/>
+                <w:sz w:val="20"/>
+                <w:szCs w:val="20"/>
+              </w:rPr>
+              <w:t xml:space="preserve">Term</w:t>
+            </w:r>
+          </w:p>
+          <w:p>
+            <w:pPr>
+              <w:spacing w:after="0" w:before="0"/>
+            </w:pPr>
+            <w:r>
+              <w:rPr>
+                <w:i/>
+                <w:iCs/>
+                <w:color w:val="5E6E7E"/>
+                <w:sz w:val="18"/>
+                <w:szCs w:val="18"/>
+              </w:rPr>
+              <w:t xml:space="preserve">Término</w:t>
+            </w:r>
+          </w:p>
+        </w:tc>
+        <w:tc>
+          <w:tcPr>
+            <w:tcW w:type="dxa" w:w="3160"/>
+            <w:tcMar>
+              <w:top w:type="dxa" w:w="60"/>
+              <w:left w:type="dxa" w:w="100"/>
+              <w:bottom w:type="dxa" w:w="60"/>
+              <w:right w:type="dxa" w:w="100"/>
+            </w:tcMar>
+            <w:vAlign w:val="top"/>
+          </w:tcPr>
+          <w:p>
+            <w:pPr>
+              <w:spacing w:after="0" w:before="0"/>
+            </w:pPr>
+            <w:r>
+              <w:rPr>
+                <w:sz w:val="19"/>
+                <w:szCs w:val="19"/>
+              </w:rPr>
+              <w:t xml:space="preserve">One part of an expression, separated from the others by + or −.</w:t>
+            </w:r>
+          </w:p>
+        </w:tc>
+        <w:tc>
+          <w:tcPr>
+            <w:tcW w:type="dxa" w:w="2200"/>
+            <w:tcMar>
+              <w:top w:type="dxa" w:w="60"/>
+              <w:left w:type="dxa" w:w="100"/>
+              <w:bottom w:type="dxa" w:w="60"/>
+              <w:right w:type="dxa" w:w="100"/>
+            </w:tcMar>
+            <w:vAlign w:val="top"/>
+          </w:tcPr>
+          <w:p>
+            <w:pPr>
+              <w:spacing w:after="30" w:before="0"/>
+            </w:pPr>
+            <w:r>
+              <w:rPr>
+                <w:i/>
+                <w:iCs/>
+                <w:color w:val="5E6E7E"/>
+                <w:sz w:val="18"/>
+                <w:szCs w:val="18"/>
+              </w:rPr>
+              <w:t xml:space="preserve">Not Term: write a counter-example that does not fit the rule.</w:t>
+            </w:r>
+          </w:p>
+          <w:p>
+            <w:pPr>
+              <w:spacing w:after="50" w:before="0"/>
+            </w:pPr>
+            <w:r>
+              <w:rPr>
+                <w:color w:val="BBBBBB"/>
+                <w:sz w:val="18"/>
+                <w:szCs w:val="18"/>
+              </w:rPr>
+              <w:t xml:space="preserve">____________________________</w:t>
+            </w:r>
+          </w:p>
+        </w:tc>
+        <w:tc>
+          <w:tcPr>
+            <w:tcW w:type="dxa" w:w="2200"/>
+            <w:tcMar>
+              <w:top w:type="dxa" w:w="60"/>
+              <w:left w:type="dxa" w:w="100"/>
+              <w:bottom w:type="dxa" w:w="60"/>
+              <w:right w:type="dxa" w:w="100"/>
+            </w:tcMar>
+            <w:vAlign w:val="top"/>
+          </w:tcPr>
+          <w:p>
+            <w:pPr>
+              <w:spacing w:after="0" w:before="0"/>
+            </w:pPr>
+            <w:r>
+              <w:rPr>
+                <w:i/>
+                <w:iCs/>
+                <w:color w:val="5E6E7E"/>
+                <w:sz w:val="18"/>
+                <w:szCs w:val="18"/>
+              </w:rPr>
+              <w:t xml:space="preserve">In 14m + 35, the terms are 14m and 35.</w:t>
+            </w:r>
+          </w:p>
+        </w:tc>
+      </w:tr>
+    </w:tbl>
+    <w:p>
+      <w:pPr>
+        <w:spacing w:after="120" w:before="140"/>
       </w:pPr>
       <w:r>
         <w:rPr>
@@ -127,73 +1517,922 @@
         <w:t xml:space="preserve">Match the word to the answer, one step at a time.</w:t>
       </w:r>
     </w:p>
+    <w:tbl>
+      <w:tblPr>
+        <w:tblW w:type="dxa" w:w="9360"/>
+        <w:tblBorders>
+          <w:top w:val="single" w:color="C7D2DD" w:sz="6"/>
+          <w:left w:val="single" w:color="C7D2DD" w:sz="6"/>
+          <w:bottom w:val="single" w:color="C7D2DD" w:sz="6"/>
+          <w:right w:val="single" w:color="C7D2DD" w:sz="6"/>
+          <w:insideH w:val="single" w:color="C7D2DD" w:sz="6"/>
+          <w:insideV w:val="single" w:color="C7D2DD" w:sz="6"/>
+        </w:tblBorders>
+      </w:tblPr>
+      <w:tblGrid>
+        <w:gridCol w:w="2800"/>
+        <w:gridCol w:w="3560"/>
+        <w:gridCol w:w="3000"/>
+      </w:tblGrid>
+      <w:tr>
+        <w:trPr>
+          <w:cantSplit/>
+          <w:tblHeader/>
+        </w:trPr>
+        <w:tc>
+          <w:tcPr>
+            <w:tcW w:type="dxa" w:w="2800"/>
+            <w:shd w:fill="EEF4F8" w:color="auto" w:val="clear"/>
+            <w:tcMar>
+              <w:top w:type="dxa" w:w="60"/>
+              <w:left w:type="dxa" w:w="100"/>
+              <w:bottom w:type="dxa" w:w="60"/>
+              <w:right w:type="dxa" w:w="100"/>
+            </w:tcMar>
+          </w:tcPr>
+          <w:p>
+            <w:pPr>
+              <w:spacing w:after="0" w:before="0"/>
+            </w:pPr>
+            <w:r>
+              <w:rPr>
+                <w:b/>
+                <w:bCs/>
+                <w:color w:val="0F2B3C"/>
+                <w:sz w:val="16"/>
+                <w:szCs w:val="16"/>
+              </w:rPr>
+              <w:t xml:space="preserve">CORE PROBLEM / GIVEN REPRESENTATION</w:t>
+            </w:r>
+          </w:p>
+        </w:tc>
+        <w:tc>
+          <w:tcPr>
+            <w:tcW w:type="dxa" w:w="3560"/>
+            <w:shd w:fill="EEF4F8" w:color="auto" w:val="clear"/>
+            <w:tcMar>
+              <w:top w:type="dxa" w:w="60"/>
+              <w:left w:type="dxa" w:w="100"/>
+              <w:bottom w:type="dxa" w:w="60"/>
+              <w:right w:type="dxa" w:w="100"/>
+            </w:tcMar>
+          </w:tcPr>
+          <w:p>
+            <w:pPr>
+              <w:spacing w:after="0" w:before="0"/>
+            </w:pPr>
+            <w:r>
+              <w:rPr>
+                <w:b/>
+                <w:bCs/>
+                <w:color w:val="0F2B3C"/>
+                <w:sz w:val="16"/>
+                <w:szCs w:val="16"/>
+              </w:rPr>
+              <w:t xml:space="preserve">WORKING SPACE / CALCULATION STEPS</w:t>
+            </w:r>
+          </w:p>
+        </w:tc>
+        <w:tc>
+          <w:tcPr>
+            <w:tcW w:type="dxa" w:w="3000"/>
+            <w:shd w:fill="FBF3E2" w:color="auto" w:val="clear"/>
+            <w:tcMar>
+              <w:top w:type="dxa" w:w="60"/>
+              <w:left w:type="dxa" w:w="100"/>
+              <w:bottom w:type="dxa" w:w="60"/>
+              <w:right w:type="dxa" w:w="100"/>
+            </w:tcMar>
+          </w:tcPr>
+          <w:p>
+            <w:pPr>
+              <w:spacing w:after="0" w:before="0"/>
+            </w:pPr>
+            <w:r>
+              <w:rPr>
+                <w:b/>
+                <w:bCs/>
+                <w:color w:val="7A5400"/>
+                <w:sz w:val="16"/>
+                <w:szCs w:val="16"/>
+              </w:rPr>
+              <w:t xml:space="preserve">EXPLAIN YOUR REASONING</w:t>
+            </w:r>
+          </w:p>
+        </w:tc>
+      </w:tr>
+      <w:tr>
+        <w:trPr>
+          <w:cantSplit/>
+        </w:trPr>
+        <w:tc>
+          <w:tcPr>
+            <w:tcW w:type="dxa" w:w="2800"/>
+            <w:tcMar>
+              <w:top w:type="dxa" w:w="80"/>
+              <w:left w:type="dxa" w:w="100"/>
+              <w:bottom w:type="dxa" w:w="80"/>
+              <w:right w:type="dxa" w:w="100"/>
+            </w:tcMar>
+            <w:vAlign w:val="top"/>
+          </w:tcPr>
+          <w:p>
+            <w:pPr>
+              <w:spacing w:after="40" w:before="0"/>
+            </w:pPr>
+            <w:r>
+              <w:rPr>
+                <w:b/>
+                <w:bCs/>
+                <w:color w:val="0F2B3C"/>
+                <w:sz w:val="20"/>
+                <w:szCs w:val="20"/>
+              </w:rPr>
+              <w:t xml:space="preserve">1.  The sum of 5 and 4 = ___</w:t>
+            </w:r>
+          </w:p>
+        </w:tc>
+        <w:tc>
+          <w:tcPr>
+            <w:tcW w:type="dxa" w:w="3560"/>
+            <w:tcMar>
+              <w:top w:type="dxa" w:w="80"/>
+              <w:left w:type="dxa" w:w="100"/>
+              <w:bottom w:type="dxa" w:w="80"/>
+              <w:right w:type="dxa" w:w="100"/>
+            </w:tcMar>
+            <w:vAlign w:val="top"/>
+          </w:tcPr>
+          <w:p>
+            <w:pPr>
+              <w:spacing w:after="50" w:before="0"/>
+            </w:pPr>
+            <w:r>
+              <w:rPr>
+                <w:color w:val="BBBBBB"/>
+                <w:sz w:val="18"/>
+                <w:szCs w:val="18"/>
+              </w:rPr>
+              <w:t xml:space="preserve">____________________________</w:t>
+            </w:r>
+          </w:p>
+          <w:p>
+            <w:pPr>
+              <w:spacing w:after="50" w:before="0"/>
+            </w:pPr>
+            <w:r>
+              <w:rPr>
+                <w:color w:val="BBBBBB"/>
+                <w:sz w:val="18"/>
+                <w:szCs w:val="18"/>
+              </w:rPr>
+              <w:t xml:space="preserve">____________________________</w:t>
+            </w:r>
+          </w:p>
+          <w:p>
+            <w:pPr>
+              <w:spacing w:after="50" w:before="0"/>
+            </w:pPr>
+            <w:r>
+              <w:rPr>
+                <w:color w:val="BBBBBB"/>
+                <w:sz w:val="18"/>
+                <w:szCs w:val="18"/>
+              </w:rPr>
+              <w:t xml:space="preserve">____________________________</w:t>
+            </w:r>
+          </w:p>
+          <w:p>
+            <w:pPr>
+              <w:spacing w:after="50" w:before="0"/>
+            </w:pPr>
+            <w:r>
+              <w:rPr>
+                <w:color w:val="BBBBBB"/>
+                <w:sz w:val="18"/>
+                <w:szCs w:val="18"/>
+              </w:rPr>
+              <w:t xml:space="preserve">____________________________</w:t>
+            </w:r>
+          </w:p>
+        </w:tc>
+        <w:tc>
+          <w:tcPr>
+            <w:tcW w:type="dxa" w:w="3000"/>
+            <w:shd w:fill="FBF3E2" w:color="auto" w:val="clear"/>
+            <w:tcMar>
+              <w:top w:type="dxa" w:w="80"/>
+              <w:left w:type="dxa" w:w="100"/>
+              <w:bottom w:type="dxa" w:w="80"/>
+              <w:right w:type="dxa" w:w="100"/>
+            </w:tcMar>
+            <w:vAlign w:val="top"/>
+          </w:tcPr>
+          <w:p>
+            <w:pPr>
+              <w:spacing w:after="30" w:before="0"/>
+            </w:pPr>
+            <w:r>
+              <w:rPr>
+                <w:b/>
+                <w:bCs/>
+                <w:color w:val="0F2B3C"/>
+                <w:sz w:val="18"/>
+                <w:szCs w:val="18"/>
+              </w:rPr>
+              <w:t xml:space="preserve">Because... ________________</w:t>
+            </w:r>
+          </w:p>
+          <w:p>
+            <w:pPr>
+              <w:spacing w:after="50" w:before="0"/>
+            </w:pPr>
+            <w:r>
+              <w:rPr>
+                <w:color w:val="BBBBBB"/>
+                <w:sz w:val="18"/>
+                <w:szCs w:val="18"/>
+              </w:rPr>
+              <w:t xml:space="preserve">____________________________</w:t>
+            </w:r>
+          </w:p>
+          <w:p>
+            <w:pPr>
+              <w:spacing w:after="30" w:before="40"/>
+            </w:pPr>
+            <w:r>
+              <w:rPr>
+                <w:b/>
+                <w:bCs/>
+                <w:color w:val="1A6FB5"/>
+                <w:sz w:val="18"/>
+                <w:szCs w:val="18"/>
+              </w:rPr>
+              <w:t xml:space="preserve">Although... _______________</w:t>
+            </w:r>
+          </w:p>
+          <w:p>
+            <w:pPr>
+              <w:spacing w:after="50" w:before="0"/>
+            </w:pPr>
+            <w:r>
+              <w:rPr>
+                <w:color w:val="BBBBBB"/>
+                <w:sz w:val="18"/>
+                <w:szCs w:val="18"/>
+              </w:rPr>
+              <w:t xml:space="preserve">____________________________</w:t>
+            </w:r>
+          </w:p>
+          <w:p>
+            <w:pPr>
+              <w:spacing w:after="30" w:before="40"/>
+            </w:pPr>
+            <w:r>
+              <w:rPr>
+                <w:b/>
+                <w:bCs/>
+                <w:color w:val="7A5400"/>
+                <w:sz w:val="18"/>
+                <w:szCs w:val="18"/>
+              </w:rPr>
+              <w:t xml:space="preserve">Therefore... ______________</w:t>
+            </w:r>
+          </w:p>
+          <w:p>
+            <w:pPr>
+              <w:spacing w:after="50" w:before="0"/>
+            </w:pPr>
+            <w:r>
+              <w:rPr>
+                <w:color w:val="BBBBBB"/>
+                <w:sz w:val="18"/>
+                <w:szCs w:val="18"/>
+              </w:rPr>
+              <w:t xml:space="preserve">____________________________</w:t>
+            </w:r>
+          </w:p>
+        </w:tc>
+      </w:tr>
+    </w:tbl>
     <w:p>
       <w:pPr>
-        <w:spacing w:after="40" w:before="0"/>
-      </w:pPr>
-      <w:r>
-        <w:rPr>
-          <w:sz w:val="22"/>
-          <w:szCs w:val="22"/>
-        </w:rPr>
-        <w:t xml:space="preserve">1.  The sum of 5 and 4 = ___</w:t>
+        <w:spacing w:after="60" w:before="0"/>
+      </w:pPr>
+      <w:r>
+        <w:t xml:space="preserve"/>
       </w:r>
     </w:p>
+    <w:tbl>
+      <w:tblPr>
+        <w:tblW w:type="dxa" w:w="9360"/>
+        <w:tblBorders>
+          <w:top w:val="single" w:color="C7D2DD" w:sz="6"/>
+          <w:left w:val="single" w:color="C7D2DD" w:sz="6"/>
+          <w:bottom w:val="single" w:color="C7D2DD" w:sz="6"/>
+          <w:right w:val="single" w:color="C7D2DD" w:sz="6"/>
+          <w:insideH w:val="single" w:color="C7D2DD" w:sz="6"/>
+          <w:insideV w:val="single" w:color="C7D2DD" w:sz="6"/>
+        </w:tblBorders>
+      </w:tblPr>
+      <w:tblGrid>
+        <w:gridCol w:w="2800"/>
+        <w:gridCol w:w="3560"/>
+        <w:gridCol w:w="3000"/>
+      </w:tblGrid>
+      <w:tr>
+        <w:trPr>
+          <w:cantSplit/>
+          <w:tblHeader/>
+        </w:trPr>
+        <w:tc>
+          <w:tcPr>
+            <w:tcW w:type="dxa" w:w="2800"/>
+            <w:shd w:fill="EEF4F8" w:color="auto" w:val="clear"/>
+            <w:tcMar>
+              <w:top w:type="dxa" w:w="60"/>
+              <w:left w:type="dxa" w:w="100"/>
+              <w:bottom w:type="dxa" w:w="60"/>
+              <w:right w:type="dxa" w:w="100"/>
+            </w:tcMar>
+          </w:tcPr>
+          <w:p>
+            <w:pPr>
+              <w:spacing w:after="0" w:before="0"/>
+            </w:pPr>
+            <w:r>
+              <w:rPr>
+                <w:b/>
+                <w:bCs/>
+                <w:color w:val="0F2B3C"/>
+                <w:sz w:val="16"/>
+                <w:szCs w:val="16"/>
+              </w:rPr>
+              <w:t xml:space="preserve">CORE PROBLEM / GIVEN REPRESENTATION</w:t>
+            </w:r>
+          </w:p>
+        </w:tc>
+        <w:tc>
+          <w:tcPr>
+            <w:tcW w:type="dxa" w:w="3560"/>
+            <w:shd w:fill="EEF4F8" w:color="auto" w:val="clear"/>
+            <w:tcMar>
+              <w:top w:type="dxa" w:w="60"/>
+              <w:left w:type="dxa" w:w="100"/>
+              <w:bottom w:type="dxa" w:w="60"/>
+              <w:right w:type="dxa" w:w="100"/>
+            </w:tcMar>
+          </w:tcPr>
+          <w:p>
+            <w:pPr>
+              <w:spacing w:after="0" w:before="0"/>
+            </w:pPr>
+            <w:r>
+              <w:rPr>
+                <w:b/>
+                <w:bCs/>
+                <w:color w:val="0F2B3C"/>
+                <w:sz w:val="16"/>
+                <w:szCs w:val="16"/>
+              </w:rPr>
+              <w:t xml:space="preserve">WORKING SPACE / CALCULATION STEPS</w:t>
+            </w:r>
+          </w:p>
+        </w:tc>
+        <w:tc>
+          <w:tcPr>
+            <w:tcW w:type="dxa" w:w="3000"/>
+            <w:shd w:fill="FBF3E2" w:color="auto" w:val="clear"/>
+            <w:tcMar>
+              <w:top w:type="dxa" w:w="60"/>
+              <w:left w:type="dxa" w:w="100"/>
+              <w:bottom w:type="dxa" w:w="60"/>
+              <w:right w:type="dxa" w:w="100"/>
+            </w:tcMar>
+          </w:tcPr>
+          <w:p>
+            <w:pPr>
+              <w:spacing w:after="0" w:before="0"/>
+            </w:pPr>
+            <w:r>
+              <w:rPr>
+                <w:b/>
+                <w:bCs/>
+                <w:color w:val="7A5400"/>
+                <w:sz w:val="16"/>
+                <w:szCs w:val="16"/>
+              </w:rPr>
+              <w:t xml:space="preserve">EXPLAIN YOUR REASONING</w:t>
+            </w:r>
+          </w:p>
+        </w:tc>
+      </w:tr>
+      <w:tr>
+        <w:trPr>
+          <w:cantSplit/>
+        </w:trPr>
+        <w:tc>
+          <w:tcPr>
+            <w:tcW w:type="dxa" w:w="2800"/>
+            <w:tcMar>
+              <w:top w:type="dxa" w:w="80"/>
+              <w:left w:type="dxa" w:w="100"/>
+              <w:bottom w:type="dxa" w:w="80"/>
+              <w:right w:type="dxa" w:w="100"/>
+            </w:tcMar>
+            <w:vAlign w:val="top"/>
+          </w:tcPr>
+          <w:p>
+            <w:pPr>
+              <w:spacing w:after="40" w:before="0"/>
+            </w:pPr>
+            <w:r>
+              <w:rPr>
+                <w:b/>
+                <w:bCs/>
+                <w:color w:val="0F2B3C"/>
+                <w:sz w:val="20"/>
+                <w:szCs w:val="20"/>
+              </w:rPr>
+              <w:t xml:space="preserve">2.  The difference of 7 and 2 = ___</w:t>
+            </w:r>
+          </w:p>
+        </w:tc>
+        <w:tc>
+          <w:tcPr>
+            <w:tcW w:type="dxa" w:w="3560"/>
+            <w:tcMar>
+              <w:top w:type="dxa" w:w="80"/>
+              <w:left w:type="dxa" w:w="100"/>
+              <w:bottom w:type="dxa" w:w="80"/>
+              <w:right w:type="dxa" w:w="100"/>
+            </w:tcMar>
+            <w:vAlign w:val="top"/>
+          </w:tcPr>
+          <w:p>
+            <w:pPr>
+              <w:spacing w:after="50" w:before="0"/>
+            </w:pPr>
+            <w:r>
+              <w:rPr>
+                <w:color w:val="BBBBBB"/>
+                <w:sz w:val="18"/>
+                <w:szCs w:val="18"/>
+              </w:rPr>
+              <w:t xml:space="preserve">____________________________</w:t>
+            </w:r>
+          </w:p>
+          <w:p>
+            <w:pPr>
+              <w:spacing w:after="50" w:before="0"/>
+            </w:pPr>
+            <w:r>
+              <w:rPr>
+                <w:color w:val="BBBBBB"/>
+                <w:sz w:val="18"/>
+                <w:szCs w:val="18"/>
+              </w:rPr>
+              <w:t xml:space="preserve">____________________________</w:t>
+            </w:r>
+          </w:p>
+          <w:p>
+            <w:pPr>
+              <w:spacing w:after="50" w:before="0"/>
+            </w:pPr>
+            <w:r>
+              <w:rPr>
+                <w:color w:val="BBBBBB"/>
+                <w:sz w:val="18"/>
+                <w:szCs w:val="18"/>
+              </w:rPr>
+              <w:t xml:space="preserve">____________________________</w:t>
+            </w:r>
+          </w:p>
+          <w:p>
+            <w:pPr>
+              <w:spacing w:after="50" w:before="0"/>
+            </w:pPr>
+            <w:r>
+              <w:rPr>
+                <w:color w:val="BBBBBB"/>
+                <w:sz w:val="18"/>
+                <w:szCs w:val="18"/>
+              </w:rPr>
+              <w:t xml:space="preserve">____________________________</w:t>
+            </w:r>
+          </w:p>
+        </w:tc>
+        <w:tc>
+          <w:tcPr>
+            <w:tcW w:type="dxa" w:w="3000"/>
+            <w:shd w:fill="FBF3E2" w:color="auto" w:val="clear"/>
+            <w:tcMar>
+              <w:top w:type="dxa" w:w="80"/>
+              <w:left w:type="dxa" w:w="100"/>
+              <w:bottom w:type="dxa" w:w="80"/>
+              <w:right w:type="dxa" w:w="100"/>
+            </w:tcMar>
+            <w:vAlign w:val="top"/>
+          </w:tcPr>
+          <w:p>
+            <w:pPr>
+              <w:spacing w:after="30" w:before="0"/>
+            </w:pPr>
+            <w:r>
+              <w:rPr>
+                <w:b/>
+                <w:bCs/>
+                <w:color w:val="0F2B3C"/>
+                <w:sz w:val="18"/>
+                <w:szCs w:val="18"/>
+              </w:rPr>
+              <w:t xml:space="preserve">Because... ________________</w:t>
+            </w:r>
+          </w:p>
+          <w:p>
+            <w:pPr>
+              <w:spacing w:after="50" w:before="0"/>
+            </w:pPr>
+            <w:r>
+              <w:rPr>
+                <w:color w:val="BBBBBB"/>
+                <w:sz w:val="18"/>
+                <w:szCs w:val="18"/>
+              </w:rPr>
+              <w:t xml:space="preserve">____________________________</w:t>
+            </w:r>
+          </w:p>
+          <w:p>
+            <w:pPr>
+              <w:spacing w:after="30" w:before="40"/>
+            </w:pPr>
+            <w:r>
+              <w:rPr>
+                <w:b/>
+                <w:bCs/>
+                <w:color w:val="1A6FB5"/>
+                <w:sz w:val="18"/>
+                <w:szCs w:val="18"/>
+              </w:rPr>
+              <w:t xml:space="preserve">Although... _______________</w:t>
+            </w:r>
+          </w:p>
+          <w:p>
+            <w:pPr>
+              <w:spacing w:after="50" w:before="0"/>
+            </w:pPr>
+            <w:r>
+              <w:rPr>
+                <w:color w:val="BBBBBB"/>
+                <w:sz w:val="18"/>
+                <w:szCs w:val="18"/>
+              </w:rPr>
+              <w:t xml:space="preserve">____________________________</w:t>
+            </w:r>
+          </w:p>
+          <w:p>
+            <w:pPr>
+              <w:spacing w:after="30" w:before="40"/>
+            </w:pPr>
+            <w:r>
+              <w:rPr>
+                <w:b/>
+                <w:bCs/>
+                <w:color w:val="7A5400"/>
+                <w:sz w:val="18"/>
+                <w:szCs w:val="18"/>
+              </w:rPr>
+              <w:t xml:space="preserve">Therefore... ______________</w:t>
+            </w:r>
+          </w:p>
+          <w:p>
+            <w:pPr>
+              <w:spacing w:after="50" w:before="0"/>
+            </w:pPr>
+            <w:r>
+              <w:rPr>
+                <w:color w:val="BBBBBB"/>
+                <w:sz w:val="18"/>
+                <w:szCs w:val="18"/>
+              </w:rPr>
+              <w:t xml:space="preserve">____________________________</w:t>
+            </w:r>
+          </w:p>
+        </w:tc>
+      </w:tr>
+    </w:tbl>
     <w:p>
       <w:pPr>
-        <w:spacing w:after="80" w:before="0"/>
-      </w:pPr>
-      <w:r>
-        <w:rPr>
-          <w:color w:val="BBBBBB"/>
-        </w:rPr>
-        <w:t xml:space="preserve">____________________________________________________</w:t>
+        <w:spacing w:after="60" w:before="0"/>
+      </w:pPr>
+      <w:r>
+        <w:t xml:space="preserve"/>
       </w:r>
     </w:p>
+    <w:tbl>
+      <w:tblPr>
+        <w:tblW w:type="dxa" w:w="9360"/>
+        <w:tblBorders>
+          <w:top w:val="single" w:color="C7D2DD" w:sz="6"/>
+          <w:left w:val="single" w:color="C7D2DD" w:sz="6"/>
+          <w:bottom w:val="single" w:color="C7D2DD" w:sz="6"/>
+          <w:right w:val="single" w:color="C7D2DD" w:sz="6"/>
+          <w:insideH w:val="single" w:color="C7D2DD" w:sz="6"/>
+          <w:insideV w:val="single" w:color="C7D2DD" w:sz="6"/>
+        </w:tblBorders>
+      </w:tblPr>
+      <w:tblGrid>
+        <w:gridCol w:w="2800"/>
+        <w:gridCol w:w="3560"/>
+        <w:gridCol w:w="3000"/>
+      </w:tblGrid>
+      <w:tr>
+        <w:trPr>
+          <w:cantSplit/>
+          <w:tblHeader/>
+        </w:trPr>
+        <w:tc>
+          <w:tcPr>
+            <w:tcW w:type="dxa" w:w="2800"/>
+            <w:shd w:fill="EEF4F8" w:color="auto" w:val="clear"/>
+            <w:tcMar>
+              <w:top w:type="dxa" w:w="60"/>
+              <w:left w:type="dxa" w:w="100"/>
+              <w:bottom w:type="dxa" w:w="60"/>
+              <w:right w:type="dxa" w:w="100"/>
+            </w:tcMar>
+          </w:tcPr>
+          <w:p>
+            <w:pPr>
+              <w:spacing w:after="0" w:before="0"/>
+            </w:pPr>
+            <w:r>
+              <w:rPr>
+                <w:b/>
+                <w:bCs/>
+                <w:color w:val="0F2B3C"/>
+                <w:sz w:val="16"/>
+                <w:szCs w:val="16"/>
+              </w:rPr>
+              <w:t xml:space="preserve">CORE PROBLEM / GIVEN REPRESENTATION</w:t>
+            </w:r>
+          </w:p>
+        </w:tc>
+        <w:tc>
+          <w:tcPr>
+            <w:tcW w:type="dxa" w:w="3560"/>
+            <w:shd w:fill="EEF4F8" w:color="auto" w:val="clear"/>
+            <w:tcMar>
+              <w:top w:type="dxa" w:w="60"/>
+              <w:left w:type="dxa" w:w="100"/>
+              <w:bottom w:type="dxa" w:w="60"/>
+              <w:right w:type="dxa" w:w="100"/>
+            </w:tcMar>
+          </w:tcPr>
+          <w:p>
+            <w:pPr>
+              <w:spacing w:after="0" w:before="0"/>
+            </w:pPr>
+            <w:r>
+              <w:rPr>
+                <w:b/>
+                <w:bCs/>
+                <w:color w:val="0F2B3C"/>
+                <w:sz w:val="16"/>
+                <w:szCs w:val="16"/>
+              </w:rPr>
+              <w:t xml:space="preserve">WORKING SPACE / CALCULATION STEPS</w:t>
+            </w:r>
+          </w:p>
+        </w:tc>
+        <w:tc>
+          <w:tcPr>
+            <w:tcW w:type="dxa" w:w="3000"/>
+            <w:shd w:fill="FBF3E2" w:color="auto" w:val="clear"/>
+            <w:tcMar>
+              <w:top w:type="dxa" w:w="60"/>
+              <w:left w:type="dxa" w:w="100"/>
+              <w:bottom w:type="dxa" w:w="60"/>
+              <w:right w:type="dxa" w:w="100"/>
+            </w:tcMar>
+          </w:tcPr>
+          <w:p>
+            <w:pPr>
+              <w:spacing w:after="0" w:before="0"/>
+            </w:pPr>
+            <w:r>
+              <w:rPr>
+                <w:b/>
+                <w:bCs/>
+                <w:color w:val="7A5400"/>
+                <w:sz w:val="16"/>
+                <w:szCs w:val="16"/>
+              </w:rPr>
+              <w:t xml:space="preserve">EXPLAIN YOUR REASONING</w:t>
+            </w:r>
+          </w:p>
+        </w:tc>
+      </w:tr>
+      <w:tr>
+        <w:trPr>
+          <w:cantSplit/>
+        </w:trPr>
+        <w:tc>
+          <w:tcPr>
+            <w:tcW w:type="dxa" w:w="2800"/>
+            <w:tcMar>
+              <w:top w:type="dxa" w:w="80"/>
+              <w:left w:type="dxa" w:w="100"/>
+              <w:bottom w:type="dxa" w:w="80"/>
+              <w:right w:type="dxa" w:w="100"/>
+            </w:tcMar>
+            <w:vAlign w:val="top"/>
+          </w:tcPr>
+          <w:p>
+            <w:pPr>
+              <w:spacing w:after="40" w:before="0"/>
+            </w:pPr>
+            <w:r>
+              <w:rPr>
+                <w:b/>
+                <w:bCs/>
+                <w:color w:val="0F2B3C"/>
+                <w:sz w:val="20"/>
+                <w:szCs w:val="20"/>
+              </w:rPr>
+              <w:t xml:space="preserve">3.  The product of 3 and 2 = ___</w:t>
+            </w:r>
+          </w:p>
+        </w:tc>
+        <w:tc>
+          <w:tcPr>
+            <w:tcW w:type="dxa" w:w="3560"/>
+            <w:tcMar>
+              <w:top w:type="dxa" w:w="80"/>
+              <w:left w:type="dxa" w:w="100"/>
+              <w:bottom w:type="dxa" w:w="80"/>
+              <w:right w:type="dxa" w:w="100"/>
+            </w:tcMar>
+            <w:vAlign w:val="top"/>
+          </w:tcPr>
+          <w:p>
+            <w:pPr>
+              <w:spacing w:after="50" w:before="0"/>
+            </w:pPr>
+            <w:r>
+              <w:rPr>
+                <w:color w:val="BBBBBB"/>
+                <w:sz w:val="18"/>
+                <w:szCs w:val="18"/>
+              </w:rPr>
+              <w:t xml:space="preserve">____________________________</w:t>
+            </w:r>
+          </w:p>
+          <w:p>
+            <w:pPr>
+              <w:spacing w:after="50" w:before="0"/>
+            </w:pPr>
+            <w:r>
+              <w:rPr>
+                <w:color w:val="BBBBBB"/>
+                <w:sz w:val="18"/>
+                <w:szCs w:val="18"/>
+              </w:rPr>
+              <w:t xml:space="preserve">____________________________</w:t>
+            </w:r>
+          </w:p>
+          <w:p>
+            <w:pPr>
+              <w:spacing w:after="50" w:before="0"/>
+            </w:pPr>
+            <w:r>
+              <w:rPr>
+                <w:color w:val="BBBBBB"/>
+                <w:sz w:val="18"/>
+                <w:szCs w:val="18"/>
+              </w:rPr>
+              <w:t xml:space="preserve">____________________________</w:t>
+            </w:r>
+          </w:p>
+          <w:p>
+            <w:pPr>
+              <w:spacing w:after="50" w:before="0"/>
+            </w:pPr>
+            <w:r>
+              <w:rPr>
+                <w:color w:val="BBBBBB"/>
+                <w:sz w:val="18"/>
+                <w:szCs w:val="18"/>
+              </w:rPr>
+              <w:t xml:space="preserve">____________________________</w:t>
+            </w:r>
+          </w:p>
+        </w:tc>
+        <w:tc>
+          <w:tcPr>
+            <w:tcW w:type="dxa" w:w="3000"/>
+            <w:shd w:fill="FBF3E2" w:color="auto" w:val="clear"/>
+            <w:tcMar>
+              <w:top w:type="dxa" w:w="80"/>
+              <w:left w:type="dxa" w:w="100"/>
+              <w:bottom w:type="dxa" w:w="80"/>
+              <w:right w:type="dxa" w:w="100"/>
+            </w:tcMar>
+            <w:vAlign w:val="top"/>
+          </w:tcPr>
+          <w:p>
+            <w:pPr>
+              <w:spacing w:after="30" w:before="0"/>
+            </w:pPr>
+            <w:r>
+              <w:rPr>
+                <w:b/>
+                <w:bCs/>
+                <w:color w:val="0F2B3C"/>
+                <w:sz w:val="18"/>
+                <w:szCs w:val="18"/>
+              </w:rPr>
+              <w:t xml:space="preserve">Because... ________________</w:t>
+            </w:r>
+          </w:p>
+          <w:p>
+            <w:pPr>
+              <w:spacing w:after="50" w:before="0"/>
+            </w:pPr>
+            <w:r>
+              <w:rPr>
+                <w:color w:val="BBBBBB"/>
+                <w:sz w:val="18"/>
+                <w:szCs w:val="18"/>
+              </w:rPr>
+              <w:t xml:space="preserve">____________________________</w:t>
+            </w:r>
+          </w:p>
+          <w:p>
+            <w:pPr>
+              <w:spacing w:after="30" w:before="40"/>
+            </w:pPr>
+            <w:r>
+              <w:rPr>
+                <w:b/>
+                <w:bCs/>
+                <w:color w:val="1A6FB5"/>
+                <w:sz w:val="18"/>
+                <w:szCs w:val="18"/>
+              </w:rPr>
+              <w:t xml:space="preserve">Although... _______________</w:t>
+            </w:r>
+          </w:p>
+          <w:p>
+            <w:pPr>
+              <w:spacing w:after="50" w:before="0"/>
+            </w:pPr>
+            <w:r>
+              <w:rPr>
+                <w:color w:val="BBBBBB"/>
+                <w:sz w:val="18"/>
+                <w:szCs w:val="18"/>
+              </w:rPr>
+              <w:t xml:space="preserve">____________________________</w:t>
+            </w:r>
+          </w:p>
+          <w:p>
+            <w:pPr>
+              <w:spacing w:after="30" w:before="40"/>
+            </w:pPr>
+            <w:r>
+              <w:rPr>
+                <w:b/>
+                <w:bCs/>
+                <w:color w:val="7A5400"/>
+                <w:sz w:val="18"/>
+                <w:szCs w:val="18"/>
+              </w:rPr>
+              <w:t xml:space="preserve">Therefore... ______________</w:t>
+            </w:r>
+          </w:p>
+          <w:p>
+            <w:pPr>
+              <w:spacing w:after="50" w:before="0"/>
+            </w:pPr>
+            <w:r>
+              <w:rPr>
+                <w:color w:val="BBBBBB"/>
+                <w:sz w:val="18"/>
+                <w:szCs w:val="18"/>
+              </w:rPr>
+              <w:t xml:space="preserve">____________________________</w:t>
+            </w:r>
+          </w:p>
+        </w:tc>
+      </w:tr>
+    </w:tbl>
     <w:p>
       <w:pPr>
-        <w:spacing w:after="40" w:before="0"/>
-      </w:pPr>
-      <w:r>
-        <w:rPr>
-          <w:sz w:val="22"/>
-          <w:szCs w:val="22"/>
-        </w:rPr>
-        <w:t xml:space="preserve">2.  The difference of 7 and 2 = ___</w:t>
-      </w:r>
-    </w:p>
-    <w:p>
-      <w:pPr>
-        <w:spacing w:after="80" w:before="0"/>
-      </w:pPr>
-      <w:r>
-        <w:rPr>
-          <w:color w:val="BBBBBB"/>
-        </w:rPr>
-        <w:t xml:space="preserve">____________________________________________________</w:t>
-      </w:r>
-    </w:p>
-    <w:p>
-      <w:pPr>
-        <w:spacing w:after="40" w:before="0"/>
-      </w:pPr>
-      <w:r>
-        <w:rPr>
-          <w:sz w:val="22"/>
-          <w:szCs w:val="22"/>
-        </w:rPr>
-        <w:t xml:space="preserve">3.  The product of 3 and 2 = ___</w:t>
-      </w:r>
-    </w:p>
-    <w:p>
-      <w:pPr>
-        <w:spacing w:after="80" w:before="0"/>
-      </w:pPr>
-      <w:r>
-        <w:rPr>
-          <w:color w:val="BBBBBB"/>
-        </w:rPr>
-        <w:t xml:space="preserve">____________________________________________________</w:t>
+        <w:spacing w:after="60" w:before="0"/>
+      </w:pPr>
+      <w:r>
+        <w:t xml:space="preserve"/>
       </w:r>
     </w:p>
     <w:p>
@@ -225,99 +2464,948 @@
         <w:t xml:space="preserve">Pick the matching expression.</w:t>
       </w:r>
     </w:p>
+    <w:tbl>
+      <w:tblPr>
+        <w:tblW w:type="dxa" w:w="9360"/>
+        <w:tblBorders>
+          <w:top w:val="single" w:color="C7D2DD" w:sz="6"/>
+          <w:left w:val="single" w:color="C7D2DD" w:sz="6"/>
+          <w:bottom w:val="single" w:color="C7D2DD" w:sz="6"/>
+          <w:right w:val="single" w:color="C7D2DD" w:sz="6"/>
+          <w:insideH w:val="single" w:color="C7D2DD" w:sz="6"/>
+          <w:insideV w:val="single" w:color="C7D2DD" w:sz="6"/>
+        </w:tblBorders>
+      </w:tblPr>
+      <w:tblGrid>
+        <w:gridCol w:w="2800"/>
+        <w:gridCol w:w="3560"/>
+        <w:gridCol w:w="3000"/>
+      </w:tblGrid>
+      <w:tr>
+        <w:trPr>
+          <w:cantSplit/>
+          <w:tblHeader/>
+        </w:trPr>
+        <w:tc>
+          <w:tcPr>
+            <w:tcW w:type="dxa" w:w="2800"/>
+            <w:shd w:fill="EEF4F8" w:color="auto" w:val="clear"/>
+            <w:tcMar>
+              <w:top w:type="dxa" w:w="60"/>
+              <w:left w:type="dxa" w:w="100"/>
+              <w:bottom w:type="dxa" w:w="60"/>
+              <w:right w:type="dxa" w:w="100"/>
+            </w:tcMar>
+          </w:tcPr>
+          <w:p>
+            <w:pPr>
+              <w:spacing w:after="0" w:before="0"/>
+            </w:pPr>
+            <w:r>
+              <w:rPr>
+                <w:b/>
+                <w:bCs/>
+                <w:color w:val="0F2B3C"/>
+                <w:sz w:val="16"/>
+                <w:szCs w:val="16"/>
+              </w:rPr>
+              <w:t xml:space="preserve">CORE PROBLEM / GIVEN REPRESENTATION</w:t>
+            </w:r>
+          </w:p>
+        </w:tc>
+        <w:tc>
+          <w:tcPr>
+            <w:tcW w:type="dxa" w:w="3560"/>
+            <w:shd w:fill="EEF4F8" w:color="auto" w:val="clear"/>
+            <w:tcMar>
+              <w:top w:type="dxa" w:w="60"/>
+              <w:left w:type="dxa" w:w="100"/>
+              <w:bottom w:type="dxa" w:w="60"/>
+              <w:right w:type="dxa" w:w="100"/>
+            </w:tcMar>
+          </w:tcPr>
+          <w:p>
+            <w:pPr>
+              <w:spacing w:after="0" w:before="0"/>
+            </w:pPr>
+            <w:r>
+              <w:rPr>
+                <w:b/>
+                <w:bCs/>
+                <w:color w:val="0F2B3C"/>
+                <w:sz w:val="16"/>
+                <w:szCs w:val="16"/>
+              </w:rPr>
+              <w:t xml:space="preserve">WORKING SPACE / CALCULATION STEPS</w:t>
+            </w:r>
+          </w:p>
+        </w:tc>
+        <w:tc>
+          <w:tcPr>
+            <w:tcW w:type="dxa" w:w="3000"/>
+            <w:shd w:fill="FBF3E2" w:color="auto" w:val="clear"/>
+            <w:tcMar>
+              <w:top w:type="dxa" w:w="60"/>
+              <w:left w:type="dxa" w:w="100"/>
+              <w:bottom w:type="dxa" w:w="60"/>
+              <w:right w:type="dxa" w:w="100"/>
+            </w:tcMar>
+          </w:tcPr>
+          <w:p>
+            <w:pPr>
+              <w:spacing w:after="0" w:before="0"/>
+            </w:pPr>
+            <w:r>
+              <w:rPr>
+                <w:b/>
+                <w:bCs/>
+                <w:color w:val="7A5400"/>
+                <w:sz w:val="16"/>
+                <w:szCs w:val="16"/>
+              </w:rPr>
+              <w:t xml:space="preserve">EXPLAIN YOUR REASONING</w:t>
+            </w:r>
+          </w:p>
+        </w:tc>
+      </w:tr>
+      <w:tr>
+        <w:trPr>
+          <w:cantSplit/>
+        </w:trPr>
+        <w:tc>
+          <w:tcPr>
+            <w:tcW w:type="dxa" w:w="2800"/>
+            <w:tcMar>
+              <w:top w:type="dxa" w:w="80"/>
+              <w:left w:type="dxa" w:w="100"/>
+              <w:bottom w:type="dxa" w:w="80"/>
+              <w:right w:type="dxa" w:w="100"/>
+            </w:tcMar>
+            <w:vAlign w:val="top"/>
+          </w:tcPr>
+          <w:p>
+            <w:pPr>
+              <w:spacing w:after="40" w:before="0"/>
+            </w:pPr>
+            <w:r>
+              <w:rPr>
+                <w:b/>
+                <w:bCs/>
+                <w:color w:val="0F2B3C"/>
+                <w:sz w:val="20"/>
+                <w:szCs w:val="20"/>
+              </w:rPr>
+              <w:t xml:space="preserve">1.  'The sum of a number n and 7' is…</w:t>
+            </w:r>
+          </w:p>
+          <w:p>
+            <w:pPr>
+              <w:spacing w:after="0" w:before="0"/>
+            </w:pPr>
+            <w:r>
+              <w:rPr>
+                <w:color w:val="5E6E7E"/>
+                <w:sz w:val="18"/>
+                <w:szCs w:val="18"/>
+              </w:rPr>
+              <w:t xml:space="preserve">Choices: n + 7   /   n − 7   /   7 × n   /   n ÷ 7</w:t>
+            </w:r>
+          </w:p>
+        </w:tc>
+        <w:tc>
+          <w:tcPr>
+            <w:tcW w:type="dxa" w:w="3560"/>
+            <w:tcMar>
+              <w:top w:type="dxa" w:w="80"/>
+              <w:left w:type="dxa" w:w="100"/>
+              <w:bottom w:type="dxa" w:w="80"/>
+              <w:right w:type="dxa" w:w="100"/>
+            </w:tcMar>
+            <w:vAlign w:val="top"/>
+          </w:tcPr>
+          <w:p>
+            <w:pPr>
+              <w:spacing w:after="50" w:before="0"/>
+            </w:pPr>
+            <w:r>
+              <w:rPr>
+                <w:color w:val="BBBBBB"/>
+                <w:sz w:val="18"/>
+                <w:szCs w:val="18"/>
+              </w:rPr>
+              <w:t xml:space="preserve">____________________________</w:t>
+            </w:r>
+          </w:p>
+          <w:p>
+            <w:pPr>
+              <w:spacing w:after="50" w:before="0"/>
+            </w:pPr>
+            <w:r>
+              <w:rPr>
+                <w:color w:val="BBBBBB"/>
+                <w:sz w:val="18"/>
+                <w:szCs w:val="18"/>
+              </w:rPr>
+              <w:t xml:space="preserve">____________________________</w:t>
+            </w:r>
+          </w:p>
+          <w:p>
+            <w:pPr>
+              <w:spacing w:after="50" w:before="0"/>
+            </w:pPr>
+            <w:r>
+              <w:rPr>
+                <w:color w:val="BBBBBB"/>
+                <w:sz w:val="18"/>
+                <w:szCs w:val="18"/>
+              </w:rPr>
+              <w:t xml:space="preserve">____________________________</w:t>
+            </w:r>
+          </w:p>
+          <w:p>
+            <w:pPr>
+              <w:spacing w:after="50" w:before="0"/>
+            </w:pPr>
+            <w:r>
+              <w:rPr>
+                <w:color w:val="BBBBBB"/>
+                <w:sz w:val="18"/>
+                <w:szCs w:val="18"/>
+              </w:rPr>
+              <w:t xml:space="preserve">____________________________</w:t>
+            </w:r>
+          </w:p>
+        </w:tc>
+        <w:tc>
+          <w:tcPr>
+            <w:tcW w:type="dxa" w:w="3000"/>
+            <w:shd w:fill="FBF3E2" w:color="auto" w:val="clear"/>
+            <w:tcMar>
+              <w:top w:type="dxa" w:w="80"/>
+              <w:left w:type="dxa" w:w="100"/>
+              <w:bottom w:type="dxa" w:w="80"/>
+              <w:right w:type="dxa" w:w="100"/>
+            </w:tcMar>
+            <w:vAlign w:val="top"/>
+          </w:tcPr>
+          <w:p>
+            <w:pPr>
+              <w:spacing w:after="30" w:before="0"/>
+            </w:pPr>
+            <w:r>
+              <w:rPr>
+                <w:b/>
+                <w:bCs/>
+                <w:color w:val="0F2B3C"/>
+                <w:sz w:val="18"/>
+                <w:szCs w:val="18"/>
+              </w:rPr>
+              <w:t xml:space="preserve">Because... ________________</w:t>
+            </w:r>
+          </w:p>
+          <w:p>
+            <w:pPr>
+              <w:spacing w:after="50" w:before="0"/>
+            </w:pPr>
+            <w:r>
+              <w:rPr>
+                <w:color w:val="BBBBBB"/>
+                <w:sz w:val="18"/>
+                <w:szCs w:val="18"/>
+              </w:rPr>
+              <w:t xml:space="preserve">____________________________</w:t>
+            </w:r>
+          </w:p>
+          <w:p>
+            <w:pPr>
+              <w:spacing w:after="30" w:before="40"/>
+            </w:pPr>
+            <w:r>
+              <w:rPr>
+                <w:b/>
+                <w:bCs/>
+                <w:color w:val="1A6FB5"/>
+                <w:sz w:val="18"/>
+                <w:szCs w:val="18"/>
+              </w:rPr>
+              <w:t xml:space="preserve">Although... _______________</w:t>
+            </w:r>
+          </w:p>
+          <w:p>
+            <w:pPr>
+              <w:spacing w:after="50" w:before="0"/>
+            </w:pPr>
+            <w:r>
+              <w:rPr>
+                <w:color w:val="BBBBBB"/>
+                <w:sz w:val="18"/>
+                <w:szCs w:val="18"/>
+              </w:rPr>
+              <w:t xml:space="preserve">____________________________</w:t>
+            </w:r>
+          </w:p>
+          <w:p>
+            <w:pPr>
+              <w:spacing w:after="30" w:before="40"/>
+            </w:pPr>
+            <w:r>
+              <w:rPr>
+                <w:b/>
+                <w:bCs/>
+                <w:color w:val="7A5400"/>
+                <w:sz w:val="18"/>
+                <w:szCs w:val="18"/>
+              </w:rPr>
+              <w:t xml:space="preserve">Therefore... ______________</w:t>
+            </w:r>
+          </w:p>
+          <w:p>
+            <w:pPr>
+              <w:spacing w:after="50" w:before="0"/>
+            </w:pPr>
+            <w:r>
+              <w:rPr>
+                <w:color w:val="BBBBBB"/>
+                <w:sz w:val="18"/>
+                <w:szCs w:val="18"/>
+              </w:rPr>
+              <w:t xml:space="preserve">____________________________</w:t>
+            </w:r>
+          </w:p>
+        </w:tc>
+      </w:tr>
+    </w:tbl>
     <w:p>
       <w:pPr>
-        <w:spacing w:after="40" w:before="0"/>
-      </w:pPr>
-      <w:r>
-        <w:rPr>
-          <w:sz w:val="22"/>
-          <w:szCs w:val="22"/>
-        </w:rPr>
-        <w:t xml:space="preserve">1.  'The sum of a number n and 7' is…</w:t>
+        <w:spacing w:after="60" w:before="0"/>
+      </w:pPr>
+      <w:r>
+        <w:t xml:space="preserve"/>
       </w:r>
     </w:p>
+    <w:tbl>
+      <w:tblPr>
+        <w:tblW w:type="dxa" w:w="9360"/>
+        <w:tblBorders>
+          <w:top w:val="single" w:color="C7D2DD" w:sz="6"/>
+          <w:left w:val="single" w:color="C7D2DD" w:sz="6"/>
+          <w:bottom w:val="single" w:color="C7D2DD" w:sz="6"/>
+          <w:right w:val="single" w:color="C7D2DD" w:sz="6"/>
+          <w:insideH w:val="single" w:color="C7D2DD" w:sz="6"/>
+          <w:insideV w:val="single" w:color="C7D2DD" w:sz="6"/>
+        </w:tblBorders>
+      </w:tblPr>
+      <w:tblGrid>
+        <w:gridCol w:w="2800"/>
+        <w:gridCol w:w="3560"/>
+        <w:gridCol w:w="3000"/>
+      </w:tblGrid>
+      <w:tr>
+        <w:trPr>
+          <w:cantSplit/>
+          <w:tblHeader/>
+        </w:trPr>
+        <w:tc>
+          <w:tcPr>
+            <w:tcW w:type="dxa" w:w="2800"/>
+            <w:shd w:fill="EEF4F8" w:color="auto" w:val="clear"/>
+            <w:tcMar>
+              <w:top w:type="dxa" w:w="60"/>
+              <w:left w:type="dxa" w:w="100"/>
+              <w:bottom w:type="dxa" w:w="60"/>
+              <w:right w:type="dxa" w:w="100"/>
+            </w:tcMar>
+          </w:tcPr>
+          <w:p>
+            <w:pPr>
+              <w:spacing w:after="0" w:before="0"/>
+            </w:pPr>
+            <w:r>
+              <w:rPr>
+                <w:b/>
+                <w:bCs/>
+                <w:color w:val="0F2B3C"/>
+                <w:sz w:val="16"/>
+                <w:szCs w:val="16"/>
+              </w:rPr>
+              <w:t xml:space="preserve">CORE PROBLEM / GIVEN REPRESENTATION</w:t>
+            </w:r>
+          </w:p>
+        </w:tc>
+        <w:tc>
+          <w:tcPr>
+            <w:tcW w:type="dxa" w:w="3560"/>
+            <w:shd w:fill="EEF4F8" w:color="auto" w:val="clear"/>
+            <w:tcMar>
+              <w:top w:type="dxa" w:w="60"/>
+              <w:left w:type="dxa" w:w="100"/>
+              <w:bottom w:type="dxa" w:w="60"/>
+              <w:right w:type="dxa" w:w="100"/>
+            </w:tcMar>
+          </w:tcPr>
+          <w:p>
+            <w:pPr>
+              <w:spacing w:after="0" w:before="0"/>
+            </w:pPr>
+            <w:r>
+              <w:rPr>
+                <w:b/>
+                <w:bCs/>
+                <w:color w:val="0F2B3C"/>
+                <w:sz w:val="16"/>
+                <w:szCs w:val="16"/>
+              </w:rPr>
+              <w:t xml:space="preserve">WORKING SPACE / CALCULATION STEPS</w:t>
+            </w:r>
+          </w:p>
+        </w:tc>
+        <w:tc>
+          <w:tcPr>
+            <w:tcW w:type="dxa" w:w="3000"/>
+            <w:shd w:fill="FBF3E2" w:color="auto" w:val="clear"/>
+            <w:tcMar>
+              <w:top w:type="dxa" w:w="60"/>
+              <w:left w:type="dxa" w:w="100"/>
+              <w:bottom w:type="dxa" w:w="60"/>
+              <w:right w:type="dxa" w:w="100"/>
+            </w:tcMar>
+          </w:tcPr>
+          <w:p>
+            <w:pPr>
+              <w:spacing w:after="0" w:before="0"/>
+            </w:pPr>
+            <w:r>
+              <w:rPr>
+                <w:b/>
+                <w:bCs/>
+                <w:color w:val="7A5400"/>
+                <w:sz w:val="16"/>
+                <w:szCs w:val="16"/>
+              </w:rPr>
+              <w:t xml:space="preserve">EXPLAIN YOUR REASONING</w:t>
+            </w:r>
+          </w:p>
+        </w:tc>
+      </w:tr>
+      <w:tr>
+        <w:trPr>
+          <w:cantSplit/>
+        </w:trPr>
+        <w:tc>
+          <w:tcPr>
+            <w:tcW w:type="dxa" w:w="2800"/>
+            <w:tcMar>
+              <w:top w:type="dxa" w:w="80"/>
+              <w:left w:type="dxa" w:w="100"/>
+              <w:bottom w:type="dxa" w:w="80"/>
+              <w:right w:type="dxa" w:w="100"/>
+            </w:tcMar>
+            <w:vAlign w:val="top"/>
+          </w:tcPr>
+          <w:p>
+            <w:pPr>
+              <w:spacing w:after="40" w:before="0"/>
+            </w:pPr>
+            <w:r>
+              <w:rPr>
+                <w:b/>
+                <w:bCs/>
+                <w:color w:val="0F2B3C"/>
+                <w:sz w:val="20"/>
+                <w:szCs w:val="20"/>
+              </w:rPr>
+              <w:t xml:space="preserve">2.  'The product of 4 and a number n' is…</w:t>
+            </w:r>
+          </w:p>
+          <w:p>
+            <w:pPr>
+              <w:spacing w:after="0" w:before="0"/>
+            </w:pPr>
+            <w:r>
+              <w:rPr>
+                <w:color w:val="5E6E7E"/>
+                <w:sz w:val="18"/>
+                <w:szCs w:val="18"/>
+              </w:rPr>
+              <w:t xml:space="preserve">Choices: 4 + n   /   4 − n   /   4 × n   /   4 ÷ n</w:t>
+            </w:r>
+          </w:p>
+        </w:tc>
+        <w:tc>
+          <w:tcPr>
+            <w:tcW w:type="dxa" w:w="3560"/>
+            <w:tcMar>
+              <w:top w:type="dxa" w:w="80"/>
+              <w:left w:type="dxa" w:w="100"/>
+              <w:bottom w:type="dxa" w:w="80"/>
+              <w:right w:type="dxa" w:w="100"/>
+            </w:tcMar>
+            <w:vAlign w:val="top"/>
+          </w:tcPr>
+          <w:p>
+            <w:pPr>
+              <w:spacing w:after="50" w:before="0"/>
+            </w:pPr>
+            <w:r>
+              <w:rPr>
+                <w:color w:val="BBBBBB"/>
+                <w:sz w:val="18"/>
+                <w:szCs w:val="18"/>
+              </w:rPr>
+              <w:t xml:space="preserve">____________________________</w:t>
+            </w:r>
+          </w:p>
+          <w:p>
+            <w:pPr>
+              <w:spacing w:after="50" w:before="0"/>
+            </w:pPr>
+            <w:r>
+              <w:rPr>
+                <w:color w:val="BBBBBB"/>
+                <w:sz w:val="18"/>
+                <w:szCs w:val="18"/>
+              </w:rPr>
+              <w:t xml:space="preserve">____________________________</w:t>
+            </w:r>
+          </w:p>
+          <w:p>
+            <w:pPr>
+              <w:spacing w:after="50" w:before="0"/>
+            </w:pPr>
+            <w:r>
+              <w:rPr>
+                <w:color w:val="BBBBBB"/>
+                <w:sz w:val="18"/>
+                <w:szCs w:val="18"/>
+              </w:rPr>
+              <w:t xml:space="preserve">____________________________</w:t>
+            </w:r>
+          </w:p>
+          <w:p>
+            <w:pPr>
+              <w:spacing w:after="50" w:before="0"/>
+            </w:pPr>
+            <w:r>
+              <w:rPr>
+                <w:color w:val="BBBBBB"/>
+                <w:sz w:val="18"/>
+                <w:szCs w:val="18"/>
+              </w:rPr>
+              <w:t xml:space="preserve">____________________________</w:t>
+            </w:r>
+          </w:p>
+        </w:tc>
+        <w:tc>
+          <w:tcPr>
+            <w:tcW w:type="dxa" w:w="3000"/>
+            <w:shd w:fill="FBF3E2" w:color="auto" w:val="clear"/>
+            <w:tcMar>
+              <w:top w:type="dxa" w:w="80"/>
+              <w:left w:type="dxa" w:w="100"/>
+              <w:bottom w:type="dxa" w:w="80"/>
+              <w:right w:type="dxa" w:w="100"/>
+            </w:tcMar>
+            <w:vAlign w:val="top"/>
+          </w:tcPr>
+          <w:p>
+            <w:pPr>
+              <w:spacing w:after="30" w:before="0"/>
+            </w:pPr>
+            <w:r>
+              <w:rPr>
+                <w:b/>
+                <w:bCs/>
+                <w:color w:val="0F2B3C"/>
+                <w:sz w:val="18"/>
+                <w:szCs w:val="18"/>
+              </w:rPr>
+              <w:t xml:space="preserve">Because... ________________</w:t>
+            </w:r>
+          </w:p>
+          <w:p>
+            <w:pPr>
+              <w:spacing w:after="50" w:before="0"/>
+            </w:pPr>
+            <w:r>
+              <w:rPr>
+                <w:color w:val="BBBBBB"/>
+                <w:sz w:val="18"/>
+                <w:szCs w:val="18"/>
+              </w:rPr>
+              <w:t xml:space="preserve">____________________________</w:t>
+            </w:r>
+          </w:p>
+          <w:p>
+            <w:pPr>
+              <w:spacing w:after="30" w:before="40"/>
+            </w:pPr>
+            <w:r>
+              <w:rPr>
+                <w:b/>
+                <w:bCs/>
+                <w:color w:val="1A6FB5"/>
+                <w:sz w:val="18"/>
+                <w:szCs w:val="18"/>
+              </w:rPr>
+              <w:t xml:space="preserve">Although... _______________</w:t>
+            </w:r>
+          </w:p>
+          <w:p>
+            <w:pPr>
+              <w:spacing w:after="50" w:before="0"/>
+            </w:pPr>
+            <w:r>
+              <w:rPr>
+                <w:color w:val="BBBBBB"/>
+                <w:sz w:val="18"/>
+                <w:szCs w:val="18"/>
+              </w:rPr>
+              <w:t xml:space="preserve">____________________________</w:t>
+            </w:r>
+          </w:p>
+          <w:p>
+            <w:pPr>
+              <w:spacing w:after="30" w:before="40"/>
+            </w:pPr>
+            <w:r>
+              <w:rPr>
+                <w:b/>
+                <w:bCs/>
+                <w:color w:val="7A5400"/>
+                <w:sz w:val="18"/>
+                <w:szCs w:val="18"/>
+              </w:rPr>
+              <w:t xml:space="preserve">Therefore... ______________</w:t>
+            </w:r>
+          </w:p>
+          <w:p>
+            <w:pPr>
+              <w:spacing w:after="50" w:before="0"/>
+            </w:pPr>
+            <w:r>
+              <w:rPr>
+                <w:color w:val="BBBBBB"/>
+                <w:sz w:val="18"/>
+                <w:szCs w:val="18"/>
+              </w:rPr>
+              <w:t xml:space="preserve">____________________________</w:t>
+            </w:r>
+          </w:p>
+        </w:tc>
+      </w:tr>
+    </w:tbl>
     <w:p>
       <w:pPr>
-        <w:spacing w:after="40" w:before="0"/>
-      </w:pPr>
-      <w:r>
-        <w:rPr>
-          <w:color w:val="5E6E7E"/>
-          <w:sz w:val="20"/>
-          <w:szCs w:val="20"/>
-        </w:rPr>
-        <w:t xml:space="preserve">     choices: n + 7   /   n − 7   /   7 × n   /   n ÷ 7</w:t>
+        <w:spacing w:after="60" w:before="0"/>
+      </w:pPr>
+      <w:r>
+        <w:t xml:space="preserve"/>
       </w:r>
     </w:p>
+    <w:tbl>
+      <w:tblPr>
+        <w:tblW w:type="dxa" w:w="9360"/>
+        <w:tblBorders>
+          <w:top w:val="single" w:color="C7D2DD" w:sz="6"/>
+          <w:left w:val="single" w:color="C7D2DD" w:sz="6"/>
+          <w:bottom w:val="single" w:color="C7D2DD" w:sz="6"/>
+          <w:right w:val="single" w:color="C7D2DD" w:sz="6"/>
+          <w:insideH w:val="single" w:color="C7D2DD" w:sz="6"/>
+          <w:insideV w:val="single" w:color="C7D2DD" w:sz="6"/>
+        </w:tblBorders>
+      </w:tblPr>
+      <w:tblGrid>
+        <w:gridCol w:w="2800"/>
+        <w:gridCol w:w="3560"/>
+        <w:gridCol w:w="3000"/>
+      </w:tblGrid>
+      <w:tr>
+        <w:trPr>
+          <w:cantSplit/>
+          <w:tblHeader/>
+        </w:trPr>
+        <w:tc>
+          <w:tcPr>
+            <w:tcW w:type="dxa" w:w="2800"/>
+            <w:shd w:fill="EEF4F8" w:color="auto" w:val="clear"/>
+            <w:tcMar>
+              <w:top w:type="dxa" w:w="60"/>
+              <w:left w:type="dxa" w:w="100"/>
+              <w:bottom w:type="dxa" w:w="60"/>
+              <w:right w:type="dxa" w:w="100"/>
+            </w:tcMar>
+          </w:tcPr>
+          <w:p>
+            <w:pPr>
+              <w:spacing w:after="0" w:before="0"/>
+            </w:pPr>
+            <w:r>
+              <w:rPr>
+                <w:b/>
+                <w:bCs/>
+                <w:color w:val="0F2B3C"/>
+                <w:sz w:val="16"/>
+                <w:szCs w:val="16"/>
+              </w:rPr>
+              <w:t xml:space="preserve">CORE PROBLEM / GIVEN REPRESENTATION</w:t>
+            </w:r>
+          </w:p>
+        </w:tc>
+        <w:tc>
+          <w:tcPr>
+            <w:tcW w:type="dxa" w:w="3560"/>
+            <w:shd w:fill="EEF4F8" w:color="auto" w:val="clear"/>
+            <w:tcMar>
+              <w:top w:type="dxa" w:w="60"/>
+              <w:left w:type="dxa" w:w="100"/>
+              <w:bottom w:type="dxa" w:w="60"/>
+              <w:right w:type="dxa" w:w="100"/>
+            </w:tcMar>
+          </w:tcPr>
+          <w:p>
+            <w:pPr>
+              <w:spacing w:after="0" w:before="0"/>
+            </w:pPr>
+            <w:r>
+              <w:rPr>
+                <w:b/>
+                <w:bCs/>
+                <w:color w:val="0F2B3C"/>
+                <w:sz w:val="16"/>
+                <w:szCs w:val="16"/>
+              </w:rPr>
+              <w:t xml:space="preserve">WORKING SPACE / CALCULATION STEPS</w:t>
+            </w:r>
+          </w:p>
+        </w:tc>
+        <w:tc>
+          <w:tcPr>
+            <w:tcW w:type="dxa" w:w="3000"/>
+            <w:shd w:fill="FBF3E2" w:color="auto" w:val="clear"/>
+            <w:tcMar>
+              <w:top w:type="dxa" w:w="60"/>
+              <w:left w:type="dxa" w:w="100"/>
+              <w:bottom w:type="dxa" w:w="60"/>
+              <w:right w:type="dxa" w:w="100"/>
+            </w:tcMar>
+          </w:tcPr>
+          <w:p>
+            <w:pPr>
+              <w:spacing w:after="0" w:before="0"/>
+            </w:pPr>
+            <w:r>
+              <w:rPr>
+                <w:b/>
+                <w:bCs/>
+                <w:color w:val="7A5400"/>
+                <w:sz w:val="16"/>
+                <w:szCs w:val="16"/>
+              </w:rPr>
+              <w:t xml:space="preserve">EXPLAIN YOUR REASONING</w:t>
+            </w:r>
+          </w:p>
+        </w:tc>
+      </w:tr>
+      <w:tr>
+        <w:trPr>
+          <w:cantSplit/>
+        </w:trPr>
+        <w:tc>
+          <w:tcPr>
+            <w:tcW w:type="dxa" w:w="2800"/>
+            <w:tcMar>
+              <w:top w:type="dxa" w:w="80"/>
+              <w:left w:type="dxa" w:w="100"/>
+              <w:bottom w:type="dxa" w:w="80"/>
+              <w:right w:type="dxa" w:w="100"/>
+            </w:tcMar>
+            <w:vAlign w:val="top"/>
+          </w:tcPr>
+          <w:p>
+            <w:pPr>
+              <w:spacing w:after="40" w:before="0"/>
+            </w:pPr>
+            <w:r>
+              <w:rPr>
+                <w:b/>
+                <w:bCs/>
+                <w:color w:val="0F2B3C"/>
+                <w:sz w:val="20"/>
+                <w:szCs w:val="20"/>
+              </w:rPr>
+              <w:t xml:space="preserve">3.  The quotient of 10 and 2 = ___</w:t>
+            </w:r>
+          </w:p>
+        </w:tc>
+        <w:tc>
+          <w:tcPr>
+            <w:tcW w:type="dxa" w:w="3560"/>
+            <w:tcMar>
+              <w:top w:type="dxa" w:w="80"/>
+              <w:left w:type="dxa" w:w="100"/>
+              <w:bottom w:type="dxa" w:w="80"/>
+              <w:right w:type="dxa" w:w="100"/>
+            </w:tcMar>
+            <w:vAlign w:val="top"/>
+          </w:tcPr>
+          <w:p>
+            <w:pPr>
+              <w:spacing w:after="50" w:before="0"/>
+            </w:pPr>
+            <w:r>
+              <w:rPr>
+                <w:color w:val="BBBBBB"/>
+                <w:sz w:val="18"/>
+                <w:szCs w:val="18"/>
+              </w:rPr>
+              <w:t xml:space="preserve">____________________________</w:t>
+            </w:r>
+          </w:p>
+          <w:p>
+            <w:pPr>
+              <w:spacing w:after="50" w:before="0"/>
+            </w:pPr>
+            <w:r>
+              <w:rPr>
+                <w:color w:val="BBBBBB"/>
+                <w:sz w:val="18"/>
+                <w:szCs w:val="18"/>
+              </w:rPr>
+              <w:t xml:space="preserve">____________________________</w:t>
+            </w:r>
+          </w:p>
+          <w:p>
+            <w:pPr>
+              <w:spacing w:after="50" w:before="0"/>
+            </w:pPr>
+            <w:r>
+              <w:rPr>
+                <w:color w:val="BBBBBB"/>
+                <w:sz w:val="18"/>
+                <w:szCs w:val="18"/>
+              </w:rPr>
+              <w:t xml:space="preserve">____________________________</w:t>
+            </w:r>
+          </w:p>
+          <w:p>
+            <w:pPr>
+              <w:spacing w:after="50" w:before="0"/>
+            </w:pPr>
+            <w:r>
+              <w:rPr>
+                <w:color w:val="BBBBBB"/>
+                <w:sz w:val="18"/>
+                <w:szCs w:val="18"/>
+              </w:rPr>
+              <w:t xml:space="preserve">____________________________</w:t>
+            </w:r>
+          </w:p>
+        </w:tc>
+        <w:tc>
+          <w:tcPr>
+            <w:tcW w:type="dxa" w:w="3000"/>
+            <w:shd w:fill="FBF3E2" w:color="auto" w:val="clear"/>
+            <w:tcMar>
+              <w:top w:type="dxa" w:w="80"/>
+              <w:left w:type="dxa" w:w="100"/>
+              <w:bottom w:type="dxa" w:w="80"/>
+              <w:right w:type="dxa" w:w="100"/>
+            </w:tcMar>
+            <w:vAlign w:val="top"/>
+          </w:tcPr>
+          <w:p>
+            <w:pPr>
+              <w:spacing w:after="30" w:before="0"/>
+            </w:pPr>
+            <w:r>
+              <w:rPr>
+                <w:b/>
+                <w:bCs/>
+                <w:color w:val="0F2B3C"/>
+                <w:sz w:val="18"/>
+                <w:szCs w:val="18"/>
+              </w:rPr>
+              <w:t xml:space="preserve">Because... ________________</w:t>
+            </w:r>
+          </w:p>
+          <w:p>
+            <w:pPr>
+              <w:spacing w:after="50" w:before="0"/>
+            </w:pPr>
+            <w:r>
+              <w:rPr>
+                <w:color w:val="BBBBBB"/>
+                <w:sz w:val="18"/>
+                <w:szCs w:val="18"/>
+              </w:rPr>
+              <w:t xml:space="preserve">____________________________</w:t>
+            </w:r>
+          </w:p>
+          <w:p>
+            <w:pPr>
+              <w:spacing w:after="30" w:before="40"/>
+            </w:pPr>
+            <w:r>
+              <w:rPr>
+                <w:b/>
+                <w:bCs/>
+                <w:color w:val="1A6FB5"/>
+                <w:sz w:val="18"/>
+                <w:szCs w:val="18"/>
+              </w:rPr>
+              <w:t xml:space="preserve">Although... _______________</w:t>
+            </w:r>
+          </w:p>
+          <w:p>
+            <w:pPr>
+              <w:spacing w:after="50" w:before="0"/>
+            </w:pPr>
+            <w:r>
+              <w:rPr>
+                <w:color w:val="BBBBBB"/>
+                <w:sz w:val="18"/>
+                <w:szCs w:val="18"/>
+              </w:rPr>
+              <w:t xml:space="preserve">____________________________</w:t>
+            </w:r>
+          </w:p>
+          <w:p>
+            <w:pPr>
+              <w:spacing w:after="30" w:before="40"/>
+            </w:pPr>
+            <w:r>
+              <w:rPr>
+                <w:b/>
+                <w:bCs/>
+                <w:color w:val="7A5400"/>
+                <w:sz w:val="18"/>
+                <w:szCs w:val="18"/>
+              </w:rPr>
+              <w:t xml:space="preserve">Therefore... ______________</w:t>
+            </w:r>
+          </w:p>
+          <w:p>
+            <w:pPr>
+              <w:spacing w:after="50" w:before="0"/>
+            </w:pPr>
+            <w:r>
+              <w:rPr>
+                <w:color w:val="BBBBBB"/>
+                <w:sz w:val="18"/>
+                <w:szCs w:val="18"/>
+              </w:rPr>
+              <w:t xml:space="preserve">____________________________</w:t>
+            </w:r>
+          </w:p>
+        </w:tc>
+      </w:tr>
+    </w:tbl>
     <w:p>
       <w:pPr>
-        <w:spacing w:after="80" w:before="0"/>
-      </w:pPr>
-      <w:r>
-        <w:rPr>
-          <w:color w:val="BBBBBB"/>
-        </w:rPr>
-        <w:t xml:space="preserve">____________________________________________________</w:t>
-      </w:r>
-    </w:p>
-    <w:p>
-      <w:pPr>
-        <w:spacing w:after="40" w:before="0"/>
-      </w:pPr>
-      <w:r>
-        <w:rPr>
-          <w:sz w:val="22"/>
-          <w:szCs w:val="22"/>
-        </w:rPr>
-        <w:t xml:space="preserve">2.  'The product of 4 and a number n' is…</w:t>
-      </w:r>
-    </w:p>
-    <w:p>
-      <w:pPr>
-        <w:spacing w:after="40" w:before="0"/>
-      </w:pPr>
-      <w:r>
-        <w:rPr>
-          <w:color w:val="5E6E7E"/>
-          <w:sz w:val="20"/>
-          <w:szCs w:val="20"/>
-        </w:rPr>
-        <w:t xml:space="preserve">     choices: 4 + n   /   4 − n   /   4 × n   /   4 ÷ n</w:t>
-      </w:r>
-    </w:p>
-    <w:p>
-      <w:pPr>
-        <w:spacing w:after="80" w:before="0"/>
-      </w:pPr>
-      <w:r>
-        <w:rPr>
-          <w:color w:val="BBBBBB"/>
-        </w:rPr>
-        <w:t xml:space="preserve">____________________________________________________</w:t>
-      </w:r>
-    </w:p>
-    <w:p>
-      <w:pPr>
-        <w:spacing w:after="40" w:before="0"/>
-      </w:pPr>
-      <w:r>
-        <w:rPr>
-          <w:sz w:val="22"/>
-          <w:szCs w:val="22"/>
-        </w:rPr>
-        <w:t xml:space="preserve">3.  The quotient of 10 and 2 = ___</w:t>
-      </w:r>
-    </w:p>
-    <w:p>
-      <w:pPr>
-        <w:spacing w:after="80" w:before="0"/>
-      </w:pPr>
-      <w:r>
-        <w:rPr>
-          <w:color w:val="BBBBBB"/>
-        </w:rPr>
-        <w:t xml:space="preserve">____________________________________________________</w:t>
+        <w:spacing w:after="60" w:before="0"/>
+      </w:pPr>
+      <w:r>
+        <w:t xml:space="preserve"/>
       </w:r>
     </w:p>
     <w:p>
@@ -349,76 +3437,642 @@
         <w:t xml:space="preserve">Warm up straight into writing expressions.</w:t>
       </w:r>
     </w:p>
+    <w:tbl>
+      <w:tblPr>
+        <w:tblW w:type="dxa" w:w="9360"/>
+        <w:tblBorders>
+          <w:top w:val="single" w:color="C7D2DD" w:sz="6"/>
+          <w:left w:val="single" w:color="C7D2DD" w:sz="6"/>
+          <w:bottom w:val="single" w:color="C7D2DD" w:sz="6"/>
+          <w:right w:val="single" w:color="C7D2DD" w:sz="6"/>
+          <w:insideH w:val="single" w:color="C7D2DD" w:sz="6"/>
+          <w:insideV w:val="single" w:color="C7D2DD" w:sz="6"/>
+        </w:tblBorders>
+      </w:tblPr>
+      <w:tblGrid>
+        <w:gridCol w:w="2800"/>
+        <w:gridCol w:w="3560"/>
+        <w:gridCol w:w="3000"/>
+      </w:tblGrid>
+      <w:tr>
+        <w:trPr>
+          <w:cantSplit/>
+          <w:tblHeader/>
+        </w:trPr>
+        <w:tc>
+          <w:tcPr>
+            <w:tcW w:type="dxa" w:w="2800"/>
+            <w:shd w:fill="EEF4F8" w:color="auto" w:val="clear"/>
+            <w:tcMar>
+              <w:top w:type="dxa" w:w="60"/>
+              <w:left w:type="dxa" w:w="100"/>
+              <w:bottom w:type="dxa" w:w="60"/>
+              <w:right w:type="dxa" w:w="100"/>
+            </w:tcMar>
+          </w:tcPr>
+          <w:p>
+            <w:pPr>
+              <w:spacing w:after="0" w:before="0"/>
+            </w:pPr>
+            <w:r>
+              <w:rPr>
+                <w:b/>
+                <w:bCs/>
+                <w:color w:val="0F2B3C"/>
+                <w:sz w:val="16"/>
+                <w:szCs w:val="16"/>
+              </w:rPr>
+              <w:t xml:space="preserve">CORE PROBLEM / GIVEN REPRESENTATION</w:t>
+            </w:r>
+          </w:p>
+        </w:tc>
+        <w:tc>
+          <w:tcPr>
+            <w:tcW w:type="dxa" w:w="3560"/>
+            <w:shd w:fill="EEF4F8" w:color="auto" w:val="clear"/>
+            <w:tcMar>
+              <w:top w:type="dxa" w:w="60"/>
+              <w:left w:type="dxa" w:w="100"/>
+              <w:bottom w:type="dxa" w:w="60"/>
+              <w:right w:type="dxa" w:w="100"/>
+            </w:tcMar>
+          </w:tcPr>
+          <w:p>
+            <w:pPr>
+              <w:spacing w:after="0" w:before="0"/>
+            </w:pPr>
+            <w:r>
+              <w:rPr>
+                <w:b/>
+                <w:bCs/>
+                <w:color w:val="0F2B3C"/>
+                <w:sz w:val="16"/>
+                <w:szCs w:val="16"/>
+              </w:rPr>
+              <w:t xml:space="preserve">WORKING SPACE / CALCULATION STEPS</w:t>
+            </w:r>
+          </w:p>
+        </w:tc>
+        <w:tc>
+          <w:tcPr>
+            <w:tcW w:type="dxa" w:w="3000"/>
+            <w:shd w:fill="FBF3E2" w:color="auto" w:val="clear"/>
+            <w:tcMar>
+              <w:top w:type="dxa" w:w="60"/>
+              <w:left w:type="dxa" w:w="100"/>
+              <w:bottom w:type="dxa" w:w="60"/>
+              <w:right w:type="dxa" w:w="100"/>
+            </w:tcMar>
+          </w:tcPr>
+          <w:p>
+            <w:pPr>
+              <w:spacing w:after="0" w:before="0"/>
+            </w:pPr>
+            <w:r>
+              <w:rPr>
+                <w:b/>
+                <w:bCs/>
+                <w:color w:val="7A5400"/>
+                <w:sz w:val="16"/>
+                <w:szCs w:val="16"/>
+              </w:rPr>
+              <w:t xml:space="preserve">EXPLAIN YOUR REASONING</w:t>
+            </w:r>
+          </w:p>
+        </w:tc>
+      </w:tr>
+      <w:tr>
+        <w:trPr>
+          <w:cantSplit/>
+        </w:trPr>
+        <w:tc>
+          <w:tcPr>
+            <w:tcW w:type="dxa" w:w="2800"/>
+            <w:tcMar>
+              <w:top w:type="dxa" w:w="80"/>
+              <w:left w:type="dxa" w:w="100"/>
+              <w:bottom w:type="dxa" w:w="80"/>
+              <w:right w:type="dxa" w:w="100"/>
+            </w:tcMar>
+            <w:vAlign w:val="top"/>
+          </w:tcPr>
+          <w:p>
+            <w:pPr>
+              <w:spacing w:after="40" w:before="0"/>
+            </w:pPr>
+            <w:r>
+              <w:rPr>
+                <w:b/>
+                <w:bCs/>
+                <w:color w:val="0F2B3C"/>
+                <w:sz w:val="20"/>
+                <w:szCs w:val="20"/>
+              </w:rPr>
+              <w:t xml:space="preserve">1.  '5 more than a number n' is…</w:t>
+            </w:r>
+          </w:p>
+          <w:p>
+            <w:pPr>
+              <w:spacing w:after="0" w:before="0"/>
+            </w:pPr>
+            <w:r>
+              <w:rPr>
+                <w:color w:val="5E6E7E"/>
+                <w:sz w:val="18"/>
+                <w:szCs w:val="18"/>
+              </w:rPr>
+              <w:t xml:space="preserve">Choices: n + 5   /   n − 5   /   5 × n   /   5 − n</w:t>
+            </w:r>
+          </w:p>
+        </w:tc>
+        <w:tc>
+          <w:tcPr>
+            <w:tcW w:type="dxa" w:w="3560"/>
+            <w:tcMar>
+              <w:top w:type="dxa" w:w="80"/>
+              <w:left w:type="dxa" w:w="100"/>
+              <w:bottom w:type="dxa" w:w="80"/>
+              <w:right w:type="dxa" w:w="100"/>
+            </w:tcMar>
+            <w:vAlign w:val="top"/>
+          </w:tcPr>
+          <w:p>
+            <w:pPr>
+              <w:spacing w:after="50" w:before="0"/>
+            </w:pPr>
+            <w:r>
+              <w:rPr>
+                <w:color w:val="BBBBBB"/>
+                <w:sz w:val="18"/>
+                <w:szCs w:val="18"/>
+              </w:rPr>
+              <w:t xml:space="preserve">____________________________</w:t>
+            </w:r>
+          </w:p>
+          <w:p>
+            <w:pPr>
+              <w:spacing w:after="50" w:before="0"/>
+            </w:pPr>
+            <w:r>
+              <w:rPr>
+                <w:color w:val="BBBBBB"/>
+                <w:sz w:val="18"/>
+                <w:szCs w:val="18"/>
+              </w:rPr>
+              <w:t xml:space="preserve">____________________________</w:t>
+            </w:r>
+          </w:p>
+          <w:p>
+            <w:pPr>
+              <w:spacing w:after="50" w:before="0"/>
+            </w:pPr>
+            <w:r>
+              <w:rPr>
+                <w:color w:val="BBBBBB"/>
+                <w:sz w:val="18"/>
+                <w:szCs w:val="18"/>
+              </w:rPr>
+              <w:t xml:space="preserve">____________________________</w:t>
+            </w:r>
+          </w:p>
+          <w:p>
+            <w:pPr>
+              <w:spacing w:after="50" w:before="0"/>
+            </w:pPr>
+            <w:r>
+              <w:rPr>
+                <w:color w:val="BBBBBB"/>
+                <w:sz w:val="18"/>
+                <w:szCs w:val="18"/>
+              </w:rPr>
+              <w:t xml:space="preserve">____________________________</w:t>
+            </w:r>
+          </w:p>
+        </w:tc>
+        <w:tc>
+          <w:tcPr>
+            <w:tcW w:type="dxa" w:w="3000"/>
+            <w:shd w:fill="FBF3E2" w:color="auto" w:val="clear"/>
+            <w:tcMar>
+              <w:top w:type="dxa" w:w="80"/>
+              <w:left w:type="dxa" w:w="100"/>
+              <w:bottom w:type="dxa" w:w="80"/>
+              <w:right w:type="dxa" w:w="100"/>
+            </w:tcMar>
+            <w:vAlign w:val="top"/>
+          </w:tcPr>
+          <w:p>
+            <w:pPr>
+              <w:spacing w:after="30" w:before="0"/>
+            </w:pPr>
+            <w:r>
+              <w:rPr>
+                <w:b/>
+                <w:bCs/>
+                <w:color w:val="0F2B3C"/>
+                <w:sz w:val="18"/>
+                <w:szCs w:val="18"/>
+              </w:rPr>
+              <w:t xml:space="preserve">Because... ________________</w:t>
+            </w:r>
+          </w:p>
+          <w:p>
+            <w:pPr>
+              <w:spacing w:after="50" w:before="0"/>
+            </w:pPr>
+            <w:r>
+              <w:rPr>
+                <w:color w:val="BBBBBB"/>
+                <w:sz w:val="18"/>
+                <w:szCs w:val="18"/>
+              </w:rPr>
+              <w:t xml:space="preserve">____________________________</w:t>
+            </w:r>
+          </w:p>
+          <w:p>
+            <w:pPr>
+              <w:spacing w:after="30" w:before="40"/>
+            </w:pPr>
+            <w:r>
+              <w:rPr>
+                <w:b/>
+                <w:bCs/>
+                <w:color w:val="1A6FB5"/>
+                <w:sz w:val="18"/>
+                <w:szCs w:val="18"/>
+              </w:rPr>
+              <w:t xml:space="preserve">Although... _______________</w:t>
+            </w:r>
+          </w:p>
+          <w:p>
+            <w:pPr>
+              <w:spacing w:after="50" w:before="0"/>
+            </w:pPr>
+            <w:r>
+              <w:rPr>
+                <w:color w:val="BBBBBB"/>
+                <w:sz w:val="18"/>
+                <w:szCs w:val="18"/>
+              </w:rPr>
+              <w:t xml:space="preserve">____________________________</w:t>
+            </w:r>
+          </w:p>
+          <w:p>
+            <w:pPr>
+              <w:spacing w:after="30" w:before="40"/>
+            </w:pPr>
+            <w:r>
+              <w:rPr>
+                <w:b/>
+                <w:bCs/>
+                <w:color w:val="7A5400"/>
+                <w:sz w:val="18"/>
+                <w:szCs w:val="18"/>
+              </w:rPr>
+              <w:t xml:space="preserve">Therefore... ______________</w:t>
+            </w:r>
+          </w:p>
+          <w:p>
+            <w:pPr>
+              <w:spacing w:after="50" w:before="0"/>
+            </w:pPr>
+            <w:r>
+              <w:rPr>
+                <w:color w:val="BBBBBB"/>
+                <w:sz w:val="18"/>
+                <w:szCs w:val="18"/>
+              </w:rPr>
+              <w:t xml:space="preserve">____________________________</w:t>
+            </w:r>
+          </w:p>
+        </w:tc>
+      </w:tr>
+    </w:tbl>
     <w:p>
       <w:pPr>
-        <w:spacing w:after="40" w:before="0"/>
-      </w:pPr>
-      <w:r>
-        <w:rPr>
-          <w:sz w:val="22"/>
-          <w:szCs w:val="22"/>
-        </w:rPr>
-        <w:t xml:space="preserve">1.  '5 more than a number n' is…</w:t>
+        <w:spacing w:after="60" w:before="0"/>
+      </w:pPr>
+      <w:r>
+        <w:t xml:space="preserve"/>
       </w:r>
     </w:p>
+    <w:tbl>
+      <w:tblPr>
+        <w:tblW w:type="dxa" w:w="9360"/>
+        <w:tblBorders>
+          <w:top w:val="single" w:color="C7D2DD" w:sz="6"/>
+          <w:left w:val="single" w:color="C7D2DD" w:sz="6"/>
+          <w:bottom w:val="single" w:color="C7D2DD" w:sz="6"/>
+          <w:right w:val="single" w:color="C7D2DD" w:sz="6"/>
+          <w:insideH w:val="single" w:color="C7D2DD" w:sz="6"/>
+          <w:insideV w:val="single" w:color="C7D2DD" w:sz="6"/>
+        </w:tblBorders>
+      </w:tblPr>
+      <w:tblGrid>
+        <w:gridCol w:w="2800"/>
+        <w:gridCol w:w="3560"/>
+        <w:gridCol w:w="3000"/>
+      </w:tblGrid>
+      <w:tr>
+        <w:trPr>
+          <w:cantSplit/>
+          <w:tblHeader/>
+        </w:trPr>
+        <w:tc>
+          <w:tcPr>
+            <w:tcW w:type="dxa" w:w="2800"/>
+            <w:shd w:fill="EEF4F8" w:color="auto" w:val="clear"/>
+            <w:tcMar>
+              <w:top w:type="dxa" w:w="60"/>
+              <w:left w:type="dxa" w:w="100"/>
+              <w:bottom w:type="dxa" w:w="60"/>
+              <w:right w:type="dxa" w:w="100"/>
+            </w:tcMar>
+          </w:tcPr>
+          <w:p>
+            <w:pPr>
+              <w:spacing w:after="0" w:before="0"/>
+            </w:pPr>
+            <w:r>
+              <w:rPr>
+                <w:b/>
+                <w:bCs/>
+                <w:color w:val="0F2B3C"/>
+                <w:sz w:val="16"/>
+                <w:szCs w:val="16"/>
+              </w:rPr>
+              <w:t xml:space="preserve">CORE PROBLEM / GIVEN REPRESENTATION</w:t>
+            </w:r>
+          </w:p>
+        </w:tc>
+        <w:tc>
+          <w:tcPr>
+            <w:tcW w:type="dxa" w:w="3560"/>
+            <w:shd w:fill="EEF4F8" w:color="auto" w:val="clear"/>
+            <w:tcMar>
+              <w:top w:type="dxa" w:w="60"/>
+              <w:left w:type="dxa" w:w="100"/>
+              <w:bottom w:type="dxa" w:w="60"/>
+              <w:right w:type="dxa" w:w="100"/>
+            </w:tcMar>
+          </w:tcPr>
+          <w:p>
+            <w:pPr>
+              <w:spacing w:after="0" w:before="0"/>
+            </w:pPr>
+            <w:r>
+              <w:rPr>
+                <w:b/>
+                <w:bCs/>
+                <w:color w:val="0F2B3C"/>
+                <w:sz w:val="16"/>
+                <w:szCs w:val="16"/>
+              </w:rPr>
+              <w:t xml:space="preserve">WORKING SPACE / CALCULATION STEPS</w:t>
+            </w:r>
+          </w:p>
+        </w:tc>
+        <w:tc>
+          <w:tcPr>
+            <w:tcW w:type="dxa" w:w="3000"/>
+            <w:shd w:fill="FBF3E2" w:color="auto" w:val="clear"/>
+            <w:tcMar>
+              <w:top w:type="dxa" w:w="60"/>
+              <w:left w:type="dxa" w:w="100"/>
+              <w:bottom w:type="dxa" w:w="60"/>
+              <w:right w:type="dxa" w:w="100"/>
+            </w:tcMar>
+          </w:tcPr>
+          <w:p>
+            <w:pPr>
+              <w:spacing w:after="0" w:before="0"/>
+            </w:pPr>
+            <w:r>
+              <w:rPr>
+                <w:b/>
+                <w:bCs/>
+                <w:color w:val="7A5400"/>
+                <w:sz w:val="16"/>
+                <w:szCs w:val="16"/>
+              </w:rPr>
+              <w:t xml:space="preserve">EXPLAIN YOUR REASONING</w:t>
+            </w:r>
+          </w:p>
+        </w:tc>
+      </w:tr>
+      <w:tr>
+        <w:trPr>
+          <w:cantSplit/>
+        </w:trPr>
+        <w:tc>
+          <w:tcPr>
+            <w:tcW w:type="dxa" w:w="2800"/>
+            <w:tcMar>
+              <w:top w:type="dxa" w:w="80"/>
+              <w:left w:type="dxa" w:w="100"/>
+              <w:bottom w:type="dxa" w:w="80"/>
+              <w:right w:type="dxa" w:w="100"/>
+            </w:tcMar>
+            <w:vAlign w:val="top"/>
+          </w:tcPr>
+          <w:p>
+            <w:pPr>
+              <w:spacing w:after="40" w:before="0"/>
+            </w:pPr>
+            <w:r>
+              <w:rPr>
+                <w:b/>
+                <w:bCs/>
+                <w:color w:val="0F2B3C"/>
+                <w:sz w:val="20"/>
+                <w:szCs w:val="20"/>
+              </w:rPr>
+              <w:t xml:space="preserve">2.  '3 less than a number n' is…</w:t>
+            </w:r>
+          </w:p>
+          <w:p>
+            <w:pPr>
+              <w:spacing w:after="0" w:before="0"/>
+            </w:pPr>
+            <w:r>
+              <w:rPr>
+                <w:color w:val="5E6E7E"/>
+                <w:sz w:val="18"/>
+                <w:szCs w:val="18"/>
+              </w:rPr>
+              <w:t xml:space="preserve">Choices: 3 − n   /   n − 3   /   n + 3   /   3 × n</w:t>
+            </w:r>
+          </w:p>
+        </w:tc>
+        <w:tc>
+          <w:tcPr>
+            <w:tcW w:type="dxa" w:w="3560"/>
+            <w:tcMar>
+              <w:top w:type="dxa" w:w="80"/>
+              <w:left w:type="dxa" w:w="100"/>
+              <w:bottom w:type="dxa" w:w="80"/>
+              <w:right w:type="dxa" w:w="100"/>
+            </w:tcMar>
+            <w:vAlign w:val="top"/>
+          </w:tcPr>
+          <w:p>
+            <w:pPr>
+              <w:spacing w:after="50" w:before="0"/>
+            </w:pPr>
+            <w:r>
+              <w:rPr>
+                <w:color w:val="BBBBBB"/>
+                <w:sz w:val="18"/>
+                <w:szCs w:val="18"/>
+              </w:rPr>
+              <w:t xml:space="preserve">____________________________</w:t>
+            </w:r>
+          </w:p>
+          <w:p>
+            <w:pPr>
+              <w:spacing w:after="50" w:before="0"/>
+            </w:pPr>
+            <w:r>
+              <w:rPr>
+                <w:color w:val="BBBBBB"/>
+                <w:sz w:val="18"/>
+                <w:szCs w:val="18"/>
+              </w:rPr>
+              <w:t xml:space="preserve">____________________________</w:t>
+            </w:r>
+          </w:p>
+          <w:p>
+            <w:pPr>
+              <w:spacing w:after="50" w:before="0"/>
+            </w:pPr>
+            <w:r>
+              <w:rPr>
+                <w:color w:val="BBBBBB"/>
+                <w:sz w:val="18"/>
+                <w:szCs w:val="18"/>
+              </w:rPr>
+              <w:t xml:space="preserve">____________________________</w:t>
+            </w:r>
+          </w:p>
+          <w:p>
+            <w:pPr>
+              <w:spacing w:after="50" w:before="0"/>
+            </w:pPr>
+            <w:r>
+              <w:rPr>
+                <w:color w:val="BBBBBB"/>
+                <w:sz w:val="18"/>
+                <w:szCs w:val="18"/>
+              </w:rPr>
+              <w:t xml:space="preserve">____________________________</w:t>
+            </w:r>
+          </w:p>
+        </w:tc>
+        <w:tc>
+          <w:tcPr>
+            <w:tcW w:type="dxa" w:w="3000"/>
+            <w:shd w:fill="FBF3E2" w:color="auto" w:val="clear"/>
+            <w:tcMar>
+              <w:top w:type="dxa" w:w="80"/>
+              <w:left w:type="dxa" w:w="100"/>
+              <w:bottom w:type="dxa" w:w="80"/>
+              <w:right w:type="dxa" w:w="100"/>
+            </w:tcMar>
+            <w:vAlign w:val="top"/>
+          </w:tcPr>
+          <w:p>
+            <w:pPr>
+              <w:spacing w:after="30" w:before="0"/>
+            </w:pPr>
+            <w:r>
+              <w:rPr>
+                <w:b/>
+                <w:bCs/>
+                <w:color w:val="0F2B3C"/>
+                <w:sz w:val="18"/>
+                <w:szCs w:val="18"/>
+              </w:rPr>
+              <w:t xml:space="preserve">Because... ________________</w:t>
+            </w:r>
+          </w:p>
+          <w:p>
+            <w:pPr>
+              <w:spacing w:after="50" w:before="0"/>
+            </w:pPr>
+            <w:r>
+              <w:rPr>
+                <w:color w:val="BBBBBB"/>
+                <w:sz w:val="18"/>
+                <w:szCs w:val="18"/>
+              </w:rPr>
+              <w:t xml:space="preserve">____________________________</w:t>
+            </w:r>
+          </w:p>
+          <w:p>
+            <w:pPr>
+              <w:spacing w:after="30" w:before="40"/>
+            </w:pPr>
+            <w:r>
+              <w:rPr>
+                <w:b/>
+                <w:bCs/>
+                <w:color w:val="1A6FB5"/>
+                <w:sz w:val="18"/>
+                <w:szCs w:val="18"/>
+              </w:rPr>
+              <w:t xml:space="preserve">Although... _______________</w:t>
+            </w:r>
+          </w:p>
+          <w:p>
+            <w:pPr>
+              <w:spacing w:after="50" w:before="0"/>
+            </w:pPr>
+            <w:r>
+              <w:rPr>
+                <w:color w:val="BBBBBB"/>
+                <w:sz w:val="18"/>
+                <w:szCs w:val="18"/>
+              </w:rPr>
+              <w:t xml:space="preserve">____________________________</w:t>
+            </w:r>
+          </w:p>
+          <w:p>
+            <w:pPr>
+              <w:spacing w:after="30" w:before="40"/>
+            </w:pPr>
+            <w:r>
+              <w:rPr>
+                <w:b/>
+                <w:bCs/>
+                <w:color w:val="7A5400"/>
+                <w:sz w:val="18"/>
+                <w:szCs w:val="18"/>
+              </w:rPr>
+              <w:t xml:space="preserve">Therefore... ______________</w:t>
+            </w:r>
+          </w:p>
+          <w:p>
+            <w:pPr>
+              <w:spacing w:after="50" w:before="0"/>
+            </w:pPr>
+            <w:r>
+              <w:rPr>
+                <w:color w:val="BBBBBB"/>
+                <w:sz w:val="18"/>
+                <w:szCs w:val="18"/>
+              </w:rPr>
+              <w:t xml:space="preserve">____________________________</w:t>
+            </w:r>
+          </w:p>
+        </w:tc>
+      </w:tr>
+    </w:tbl>
     <w:p>
       <w:pPr>
-        <w:spacing w:after="40" w:before="0"/>
-      </w:pPr>
-      <w:r>
-        <w:rPr>
-          <w:color w:val="5E6E7E"/>
-          <w:sz w:val="20"/>
-          <w:szCs w:val="20"/>
-        </w:rPr>
-        <w:t xml:space="preserve">     choices: n + 5   /   n − 5   /   5 × n   /   5 − n</w:t>
-      </w:r>
-    </w:p>
-    <w:p>
-      <w:pPr>
-        <w:spacing w:after="80" w:before="0"/>
-      </w:pPr>
-      <w:r>
-        <w:rPr>
-          <w:color w:val="BBBBBB"/>
-        </w:rPr>
-        <w:t xml:space="preserve">____________________________________________________</w:t>
-      </w:r>
-    </w:p>
-    <w:p>
-      <w:pPr>
-        <w:spacing w:after="40" w:before="0"/>
-      </w:pPr>
-      <w:r>
-        <w:rPr>
-          <w:sz w:val="22"/>
-          <w:szCs w:val="22"/>
-        </w:rPr>
-        <w:t xml:space="preserve">2.  '3 less than a number n' is…</w:t>
-      </w:r>
-    </w:p>
-    <w:p>
-      <w:pPr>
-        <w:spacing w:after="40" w:before="0"/>
-      </w:pPr>
-      <w:r>
-        <w:rPr>
-          <w:color w:val="5E6E7E"/>
-          <w:sz w:val="20"/>
-          <w:szCs w:val="20"/>
-        </w:rPr>
-        <w:t xml:space="preserve">     choices: 3 − n   /   n − 3   /   n + 3   /   3 × n</w:t>
-      </w:r>
-    </w:p>
-    <w:p>
-      <w:pPr>
-        <w:spacing w:after="80" w:before="0"/>
-      </w:pPr>
-      <w:r>
-        <w:rPr>
-          <w:color w:val="BBBBBB"/>
-        </w:rPr>
-        <w:t xml:space="preserve">____________________________________________________</w:t>
+        <w:spacing w:after="60" w:before="0"/>
+      </w:pPr>
+      <w:r>
+        <w:t xml:space="preserve"/>
       </w:r>
     </w:p>
     <w:p>
@@ -495,6 +4149,141 @@
         <w:t xml:space="preserve">____________________________________________________</w:t>
       </w:r>
     </w:p>
+    <w:tbl>
+      <w:tblPr>
+        <w:tblW w:type="dxa" w:w="9360"/>
+        <w:tblBorders>
+          <w:top w:val="single" w:color="C7D2DD" w:sz="6"/>
+          <w:left w:val="single" w:color="C7D2DD" w:sz="6"/>
+          <w:bottom w:val="single" w:color="C7D2DD" w:sz="6"/>
+          <w:right w:val="single" w:color="C7D2DD" w:sz="6"/>
+          <w:insideH w:val="single" w:color="C7D2DD" w:sz="6"/>
+          <w:insideV w:val="single" w:color="C7D2DD" w:sz="6"/>
+        </w:tblBorders>
+      </w:tblPr>
+      <w:tblGrid>
+        <w:gridCol w:w="3120"/>
+        <w:gridCol w:w="3120"/>
+        <w:gridCol w:w="3120"/>
+      </w:tblGrid>
+      <w:tr>
+        <w:trPr>
+          <w:cantSplit/>
+          <w:tblHeader/>
+        </w:trPr>
+        <w:tc>
+          <w:tcPr>
+            <w:tcW w:type="dxa" w:w="9360"/>
+            <w:gridSpan w:val="3"/>
+            <w:shd w:fill="EEF4F8" w:color="auto" w:val="clear"/>
+            <w:tcMar>
+              <w:top w:type="dxa" w:w="60"/>
+              <w:left w:type="dxa" w:w="100"/>
+              <w:bottom w:type="dxa" w:w="60"/>
+              <w:right w:type="dxa" w:w="100"/>
+            </w:tcMar>
+          </w:tcPr>
+          <w:p>
+            <w:pPr>
+              <w:spacing w:after="0" w:before="0"/>
+            </w:pPr>
+            <w:r>
+              <w:rPr>
+                <w:b/>
+                <w:bCs/>
+                <w:color w:val="0F2B3C"/>
+                <w:sz w:val="18"/>
+                <w:szCs w:val="18"/>
+              </w:rPr>
+              <w:t xml:space="preserve">EXIT CHECK · 3-POINT SELF-ASSESSMENT CHECKLIST</w:t>
+            </w:r>
+          </w:p>
+        </w:tc>
+      </w:tr>
+      <w:tr>
+        <w:trPr>
+          <w:cantSplit/>
+        </w:trPr>
+        <w:tc>
+          <w:tcPr>
+            <w:tcW w:type="dxa" w:w="3120"/>
+            <w:tcMar>
+              <w:top w:type="dxa" w:w="80"/>
+              <w:left w:type="dxa" w:w="100"/>
+              <w:bottom w:type="dxa" w:w="80"/>
+              <w:right w:type="dxa" w:w="100"/>
+            </w:tcMar>
+          </w:tcPr>
+          <w:p>
+            <w:pPr>
+              <w:spacing w:after="0" w:before="0"/>
+            </w:pPr>
+            <w:r>
+              <w:rPr>
+                <w:b/>
+                <w:bCs/>
+                <w:color w:val="0F2B3C"/>
+                <w:sz w:val="18"/>
+                <w:szCs w:val="18"/>
+              </w:rPr>
+              <w:t xml:space="preserve">☐ 1. Units &amp; Labels Verified</w:t>
+            </w:r>
+          </w:p>
+        </w:tc>
+        <w:tc>
+          <w:tcPr>
+            <w:tcW w:type="dxa" w:w="3120"/>
+            <w:tcMar>
+              <w:top w:type="dxa" w:w="80"/>
+              <w:left w:type="dxa" w:w="100"/>
+              <w:bottom w:type="dxa" w:w="80"/>
+              <w:right w:type="dxa" w:w="100"/>
+            </w:tcMar>
+          </w:tcPr>
+          <w:p>
+            <w:pPr>
+              <w:spacing w:after="0" w:before="0"/>
+            </w:pPr>
+            <w:r>
+              <w:rPr>
+                <w:b/>
+                <w:bCs/>
+                <w:color w:val="0F2B3C"/>
+                <w:sz w:val="18"/>
+                <w:szCs w:val="18"/>
+              </w:rPr>
+              <w:t xml:space="preserve">☐ 2. Reasoning Stated (Because / Although / Therefore)</w:t>
+            </w:r>
+          </w:p>
+        </w:tc>
+        <w:tc>
+          <w:tcPr>
+            <w:tcW w:type="dxa" w:w="3120"/>
+            <w:tcMar>
+              <w:top w:type="dxa" w:w="80"/>
+              <w:left w:type="dxa" w:w="100"/>
+              <w:bottom w:type="dxa" w:w="80"/>
+              <w:right w:type="dxa" w:w="100"/>
+            </w:tcMar>
+          </w:tcPr>
+          <w:p>
+            <w:pPr>
+              <w:spacing w:after="0" w:before="0"/>
+            </w:pPr>
+            <w:r>
+              <w:rPr>
+                <w:b/>
+                <w:bCs/>
+                <w:color w:val="0F2B3C"/>
+                <w:sz w:val="18"/>
+                <w:szCs w:val="18"/>
+              </w:rPr>
+              <w:t xml:space="preserve">☐ 3. Calculations Double-Checked</w:t>
+            </w:r>
+          </w:p>
+        </w:tc>
+      </w:tr>
+    </w:tbl>
     <w:p>
       <w:pPr>
         <w:spacing w:after="60" w:before="120"/>
